--- a/docs/word/07-Runbook-Operativo.docx
+++ b/docs/word/07-Runbook-Operativo.docx
@@ -1,6 +1,6 @@
 
 <file path=word/document.xml><?xml version="1.0" encoding="utf-8"?>
-<w:document xmlns:wpc="http://schemas.microsoft.com/office/word/2010/wordprocessingCanvas" xmlns:cx="http://schemas.microsoft.com/office/drawing/2014/chartex" xmlns:cx1="http://schemas.microsoft.com/office/drawing/2015/9/8/chartex" xmlns:cx2="http://schemas.microsoft.com/office/drawing/2015/10/21/chartex" xmlns:cx3="http://schemas.microsoft.com/office/drawing/2016/5/9/chartex" xmlns:cx4="http://schemas.microsoft.com/office/drawing/2016/5/10/chartex" xmlns:cx5="http://schemas.microsoft.com/office/drawing/2016/5/11/chartex" xmlns:cx6="http://schemas.microsoft.com/office/drawing/2016/5/12/chartex" xmlns:cx7="http://schemas.microsoft.com/office/drawing/2016/5/13/chartex" xmlns:cx8="http://schemas.microsoft.com/office/drawing/2016/5/14/chartex" xmlns:mc="http://schemas.openxmlformats.org/markup-compatibility/2006" xmlns:aink="http://schemas.microsoft.com/office/drawing/2016/ink" xmlns:am3d="http://schemas.microsoft.com/office/drawing/2017/model3d" xmlns:o="urn:schemas-microsoft-com:office:office" xmlns:oel="http://schemas.microsoft.com/office/2019/extlst" xmlns:r="http://schemas.openxmlformats.org/officeDocument/2006/relationships" xmlns:m="http://schemas.openxmlformats.org/officeDocument/2006/math" xmlns:v="urn:schemas-microsoft-com:vml" xmlns:wp14="http://schemas.microsoft.com/office/word/2010/wordprocessingDrawing" xmlns:wp="http://schemas.openxmlformats.org/drawingml/2006/wordprocessingDrawing" xmlns:w10="urn:schemas-microsoft-com:office:word" xmlns:w="http://schemas.openxmlformats.org/wordprocessingml/2006/main" xmlns:w14="http://schemas.microsoft.com/office/word/2010/wordml" xmlns:w15="http://schemas.microsoft.com/office/word/2012/wordml" xmlns:w16cei="http://schemas.microsoft.com/office/word/2026/wordml/cei" xmlns:w16cex="http://schemas.microsoft.com/office/word/2018/wordml/cex" xmlns:w16cid="http://schemas.microsoft.com/office/word/2016/wordml/cid" xmlns:w16="http://schemas.microsoft.com/office/word/2018/wordml" xmlns:w16du="http://schemas.microsoft.com/office/word/2023/wordml/word16du" xmlns:w16sdtdh="http://schemas.microsoft.com/office/word/2020/wordml/sdtdatahash" xmlns:w16sdtfl="http://schemas.microsoft.com/office/word/2024/wordml/sdtformatlock" xmlns:w16se="http://schemas.microsoft.com/office/word/2015/wordml/symex" xmlns:wpg="http://schemas.microsoft.com/office/word/2010/wordprocessingGroup" xmlns:wpi="http://schemas.microsoft.com/office/word/2010/wordprocessingInk" xmlns:wne="http://schemas.microsoft.com/office/word/2006/wordml" xmlns:wps="http://schemas.microsoft.com/office/word/2010/wordprocessingShape" mc:Ignorable="w14 w15 w16se w16cid w16 w16cex w16sdtdh w16sdtfl w16du wp14">
+<w:document xmlns:wpc="http://schemas.microsoft.com/office/word/2010/wordprocessingCanvas" xmlns:cx="http://schemas.microsoft.com/office/drawing/2014/chartex" xmlns:cx1="http://schemas.microsoft.com/office/drawing/2015/9/8/chartex" xmlns:cx2="http://schemas.microsoft.com/office/drawing/2015/10/21/chartex" xmlns:cx3="http://schemas.microsoft.com/office/drawing/2016/5/9/chartex" xmlns:cx4="http://schemas.microsoft.com/office/drawing/2016/5/10/chartex" xmlns:cx5="http://schemas.microsoft.com/office/drawing/2016/5/11/chartex" xmlns:cx6="http://schemas.microsoft.com/office/drawing/2016/5/12/chartex" xmlns:cx7="http://schemas.microsoft.com/office/drawing/2016/5/13/chartex" xmlns:cx8="http://schemas.microsoft.com/office/drawing/2016/5/14/chartex" xmlns:mc="http://schemas.openxmlformats.org/markup-compatibility/2006" xmlns:aink="http://schemas.microsoft.com/office/drawing/2016/ink" xmlns:am3d="http://schemas.microsoft.com/office/drawing/2017/model3d" xmlns:o="urn:schemas-microsoft-com:office:office" xmlns:oel="http://schemas.microsoft.com/office/2019/extlst" xmlns:r="http://schemas.openxmlformats.org/officeDocument/2006/relationships" xmlns:m="http://schemas.openxmlformats.org/officeDocument/2006/math" xmlns:v="urn:schemas-microsoft-com:vml" xmlns:wp14="http://schemas.microsoft.com/office/word/2010/wordprocessingDrawing" xmlns:wp="http://schemas.openxmlformats.org/drawingml/2006/wordprocessingDrawing" xmlns:w10="urn:schemas-microsoft-com:office:word" xmlns:w="http://schemas.openxmlformats.org/wordprocessingml/2006/main" xmlns:w14="http://schemas.microsoft.com/office/word/2010/wordml" xmlns:w15="http://schemas.microsoft.com/office/word/2012/wordml" xmlns:w16cex="http://schemas.microsoft.com/office/word/2018/wordml/cex" xmlns:w16cid="http://schemas.microsoft.com/office/word/2016/wordml/cid" xmlns:w16="http://schemas.microsoft.com/office/word/2018/wordml" xmlns:w16du="http://schemas.microsoft.com/office/word/2023/wordml/word16du" xmlns:w16sdtdh="http://schemas.microsoft.com/office/word/2020/wordml/sdtdatahash" xmlns:w16sdtfl="http://schemas.microsoft.com/office/word/2024/wordml/sdtformatlock" xmlns:w16se="http://schemas.microsoft.com/office/word/2015/wordml/symex" xmlns:wpg="http://schemas.microsoft.com/office/word/2010/wordprocessingGroup" xmlns:wpi="http://schemas.microsoft.com/office/word/2010/wordprocessingInk" xmlns:wne="http://schemas.microsoft.com/office/word/2006/wordml" xmlns:wps="http://schemas.microsoft.com/office/word/2010/wordprocessingShape" mc:Ignorable="w14 w15 w16se w16cid w16 w16cex w16sdtdh w16sdtfl w16du wp14">
   <w:body>
     <w:p>
       <w:pPr>
@@ -11,7 +11,7 @@
           <w:noProof/>
         </w:rPr>
         <w:drawing>
-          <wp:inline distT="0" distB="0" distL="0" distR="0" wp14:anchorId="2E9099AF" wp14:editId="7C649B5F">
+          <wp:inline distT="0" distB="0" distL="0" distR="0" wp14:anchorId="3D54DA21" wp14:editId="7B40F13C">
             <wp:extent cx="1981200" cy="771525"/>
             <wp:effectExtent l="0" t="0" r="0" b="0"/>
             <wp:docPr id="1" name="Immagine 1"/>
@@ -298,15 +298,11 @@
           <w:p>
             <w:pPr>
               <w:spacing w:after="0" w:line="264" w:lineRule="auto"/>
-              <w:rPr>
-                <w:lang w:val="fr-FR"/>
-              </w:rPr>
             </w:pPr>
             <w:r>
               <w:rPr>
                 <w:sz w:val="19"/>
                 <w:szCs w:val="19"/>
-                <w:lang w:val="fr-FR"/>
               </w:rPr>
               <w:t>Guest Portal — Cisco Catalyst 9800 Guest Management Desk</w:t>
             </w:r>
@@ -518,7 +514,7 @@
                 <w:sz w:val="19"/>
                 <w:szCs w:val="19"/>
               </w:rPr>
-              <w:t>18 settembre 2026</w:t>
+              <w:t>22 settembre 2026</w:t>
             </w:r>
           </w:p>
         </w:tc>
@@ -900,7 +896,7 @@
     <w:sdt>
       <w:sdtPr>
         <w:alias w:val="Indice"/>
-        <w:id w:val="-786808022"/>
+        <w:id w:val="636528605"/>
       </w:sdtPr>
       <w:sdtContent>
         <w:p>
@@ -922,7 +918,7 @@
           <w:r>
             <w:fldChar w:fldCharType="separate"/>
           </w:r>
-          <w:hyperlink w:anchor="_Toc240621101" w:history="1">
+          <w:hyperlink w:anchor="_Toc240987702" w:history="1">
             <w:r>
               <w:rPr>
                 <w:rStyle w:val="Collegamentoipertestuale"/>
@@ -946,7 +942,7 @@
               <w:rPr>
                 <w:noProof/>
               </w:rPr>
-              <w:instrText xml:space="preserve"> PAGEREF _Toc240621101 \h </w:instrText>
+              <w:instrText xml:space="preserve"> PAGEREF _Toc240987702 \h </w:instrText>
             </w:r>
             <w:r>
               <w:rPr>
@@ -983,7 +979,7 @@
               <w:noProof/>
             </w:rPr>
           </w:pPr>
-          <w:hyperlink w:anchor="_Toc240621102" w:history="1">
+          <w:hyperlink w:anchor="_Toc240987703" w:history="1">
             <w:r>
               <w:rPr>
                 <w:rStyle w:val="Collegamentoipertestuale"/>
@@ -1007,7 +1003,7 @@
               <w:rPr>
                 <w:noProof/>
               </w:rPr>
-              <w:instrText xml:space="preserve"> PAGEREF _Toc240621102 \h </w:instrText>
+              <w:instrText xml:space="preserve"> PAGEREF _Toc240987703 \h </w:instrText>
             </w:r>
             <w:r>
               <w:rPr>
@@ -1044,7 +1040,7 @@
               <w:noProof/>
             </w:rPr>
           </w:pPr>
-          <w:hyperlink w:anchor="_Toc240621103" w:history="1">
+          <w:hyperlink w:anchor="_Toc240987704" w:history="1">
             <w:r>
               <w:rPr>
                 <w:rStyle w:val="Collegamentoipertestuale"/>
@@ -1068,7 +1064,7 @@
               <w:rPr>
                 <w:noProof/>
               </w:rPr>
-              <w:instrText xml:space="preserve"> PAGEREF _Toc240621103 \h </w:instrText>
+              <w:instrText xml:space="preserve"> PAGEREF _Toc240987704 \h </w:instrText>
             </w:r>
             <w:r>
               <w:rPr>
@@ -1105,7 +1101,7 @@
               <w:noProof/>
             </w:rPr>
           </w:pPr>
-          <w:hyperlink w:anchor="_Toc240621104" w:history="1">
+          <w:hyperlink w:anchor="_Toc240987705" w:history="1">
             <w:r>
               <w:rPr>
                 <w:rStyle w:val="Collegamentoipertestuale"/>
@@ -1129,7 +1125,7 @@
               <w:rPr>
                 <w:noProof/>
               </w:rPr>
-              <w:instrText xml:space="preserve"> PAGEREF _Toc240621104 \h </w:instrText>
+              <w:instrText xml:space="preserve"> PAGEREF _Toc240987705 \h </w:instrText>
             </w:r>
             <w:r>
               <w:rPr>
@@ -1166,7 +1162,7 @@
               <w:noProof/>
             </w:rPr>
           </w:pPr>
-          <w:hyperlink w:anchor="_Toc240621105" w:history="1">
+          <w:hyperlink w:anchor="_Toc240987706" w:history="1">
             <w:r>
               <w:rPr>
                 <w:rStyle w:val="Collegamentoipertestuale"/>
@@ -1190,7 +1186,7 @@
               <w:rPr>
                 <w:noProof/>
               </w:rPr>
-              <w:instrText xml:space="preserve"> PAGEREF _Toc240621105 \h </w:instrText>
+              <w:instrText xml:space="preserve"> PAGEREF _Toc240987706 \h </w:instrText>
             </w:r>
             <w:r>
               <w:rPr>
@@ -1227,7 +1223,7 @@
               <w:noProof/>
             </w:rPr>
           </w:pPr>
-          <w:hyperlink w:anchor="_Toc240621106" w:history="1">
+          <w:hyperlink w:anchor="_Toc240987707" w:history="1">
             <w:r>
               <w:rPr>
                 <w:rStyle w:val="Collegamentoipertestuale"/>
@@ -1251,7 +1247,7 @@
               <w:rPr>
                 <w:noProof/>
               </w:rPr>
-              <w:instrText xml:space="preserve"> PAGEREF _Toc240621106 \h </w:instrText>
+              <w:instrText xml:space="preserve"> PAGEREF _Toc240987707 \h </w:instrText>
             </w:r>
             <w:r>
               <w:rPr>
@@ -1288,7 +1284,7 @@
               <w:noProof/>
             </w:rPr>
           </w:pPr>
-          <w:hyperlink w:anchor="_Toc240621107" w:history="1">
+          <w:hyperlink w:anchor="_Toc240987708" w:history="1">
             <w:r>
               <w:rPr>
                 <w:rStyle w:val="Collegamentoipertestuale"/>
@@ -1312,7 +1308,7 @@
               <w:rPr>
                 <w:noProof/>
               </w:rPr>
-              <w:instrText xml:space="preserve"> PAGEREF _Toc240621107 \h </w:instrText>
+              <w:instrText xml:space="preserve"> PAGEREF _Toc240987708 \h </w:instrText>
             </w:r>
             <w:r>
               <w:rPr>
@@ -1349,7 +1345,7 @@
               <w:noProof/>
             </w:rPr>
           </w:pPr>
-          <w:hyperlink w:anchor="_Toc240621108" w:history="1">
+          <w:hyperlink w:anchor="_Toc240987709" w:history="1">
             <w:r>
               <w:rPr>
                 <w:rStyle w:val="Collegamentoipertestuale"/>
@@ -1373,7 +1369,7 @@
               <w:rPr>
                 <w:noProof/>
               </w:rPr>
-              <w:instrText xml:space="preserve"> PAGEREF _Toc240621108 \h </w:instrText>
+              <w:instrText xml:space="preserve"> PAGEREF _Toc240987709 \h </w:instrText>
             </w:r>
             <w:r>
               <w:rPr>
@@ -1410,7 +1406,7 @@
               <w:noProof/>
             </w:rPr>
           </w:pPr>
-          <w:hyperlink w:anchor="_Toc240621109" w:history="1">
+          <w:hyperlink w:anchor="_Toc240987710" w:history="1">
             <w:r>
               <w:rPr>
                 <w:rStyle w:val="Collegamentoipertestuale"/>
@@ -1434,7 +1430,7 @@
               <w:rPr>
                 <w:noProof/>
               </w:rPr>
-              <w:instrText xml:space="preserve"> PAGEREF _Toc240621109 \h </w:instrText>
+              <w:instrText xml:space="preserve"> PAGEREF _Toc240987710 \h </w:instrText>
             </w:r>
             <w:r>
               <w:rPr>
@@ -1471,7 +1467,7 @@
               <w:noProof/>
             </w:rPr>
           </w:pPr>
-          <w:hyperlink w:anchor="_Toc240621110" w:history="1">
+          <w:hyperlink w:anchor="_Toc240987711" w:history="1">
             <w:r>
               <w:rPr>
                 <w:rStyle w:val="Collegamentoipertestuale"/>
@@ -1495,7 +1491,7 @@
               <w:rPr>
                 <w:noProof/>
               </w:rPr>
-              <w:instrText xml:space="preserve"> PAGEREF _Toc240621110 \h </w:instrText>
+              <w:instrText xml:space="preserve"> PAGEREF _Toc240987711 \h </w:instrText>
             </w:r>
             <w:r>
               <w:rPr>
@@ -1532,7 +1528,7 @@
               <w:noProof/>
             </w:rPr>
           </w:pPr>
-          <w:hyperlink w:anchor="_Toc240621111" w:history="1">
+          <w:hyperlink w:anchor="_Toc240987712" w:history="1">
             <w:r>
               <w:rPr>
                 <w:rStyle w:val="Collegamentoipertestuale"/>
@@ -1556,7 +1552,7 @@
               <w:rPr>
                 <w:noProof/>
               </w:rPr>
-              <w:instrText xml:space="preserve"> PAGEREF _Toc240621111 \h </w:instrText>
+              <w:instrText xml:space="preserve"> PAGEREF _Toc240987712 \h </w:instrText>
             </w:r>
             <w:r>
               <w:rPr>
@@ -1593,7 +1589,7 @@
               <w:noProof/>
             </w:rPr>
           </w:pPr>
-          <w:hyperlink w:anchor="_Toc240621112" w:history="1">
+          <w:hyperlink w:anchor="_Toc240987713" w:history="1">
             <w:r>
               <w:rPr>
                 <w:rStyle w:val="Collegamentoipertestuale"/>
@@ -1617,7 +1613,7 @@
               <w:rPr>
                 <w:noProof/>
               </w:rPr>
-              <w:instrText xml:space="preserve"> PAGEREF _Toc240621112 \h </w:instrText>
+              <w:instrText xml:space="preserve"> PAGEREF _Toc240987713 \h </w:instrText>
             </w:r>
             <w:r>
               <w:rPr>
@@ -1654,7 +1650,7 @@
               <w:noProof/>
             </w:rPr>
           </w:pPr>
-          <w:hyperlink w:anchor="_Toc240621113" w:history="1">
+          <w:hyperlink w:anchor="_Toc240987714" w:history="1">
             <w:r>
               <w:rPr>
                 <w:rStyle w:val="Collegamentoipertestuale"/>
@@ -1678,7 +1674,7 @@
               <w:rPr>
                 <w:noProof/>
               </w:rPr>
-              <w:instrText xml:space="preserve"> PAGEREF _Toc240621113 \h </w:instrText>
+              <w:instrText xml:space="preserve"> PAGEREF _Toc240987714 \h </w:instrText>
             </w:r>
             <w:r>
               <w:rPr>
@@ -1715,7 +1711,7 @@
               <w:noProof/>
             </w:rPr>
           </w:pPr>
-          <w:hyperlink w:anchor="_Toc240621114" w:history="1">
+          <w:hyperlink w:anchor="_Toc240987715" w:history="1">
             <w:r>
               <w:rPr>
                 <w:rStyle w:val="Collegamentoipertestuale"/>
@@ -1739,7 +1735,7 @@
               <w:rPr>
                 <w:noProof/>
               </w:rPr>
-              <w:instrText xml:space="preserve"> PAGEREF _Toc240621114 \h </w:instrText>
+              <w:instrText xml:space="preserve"> PAGEREF _Toc240987715 \h </w:instrText>
             </w:r>
             <w:r>
               <w:rPr>
@@ -1776,7 +1772,7 @@
               <w:noProof/>
             </w:rPr>
           </w:pPr>
-          <w:hyperlink w:anchor="_Toc240621115" w:history="1">
+          <w:hyperlink w:anchor="_Toc240987716" w:history="1">
             <w:r>
               <w:rPr>
                 <w:rStyle w:val="Collegamentoipertestuale"/>
@@ -1800,7 +1796,7 @@
               <w:rPr>
                 <w:noProof/>
               </w:rPr>
-              <w:instrText xml:space="preserve"> PAGEREF _Toc240621115 \h </w:instrText>
+              <w:instrText xml:space="preserve"> PAGEREF _Toc240987716 \h </w:instrText>
             </w:r>
             <w:r>
               <w:rPr>
@@ -1837,7 +1833,7 @@
               <w:noProof/>
             </w:rPr>
           </w:pPr>
-          <w:hyperlink w:anchor="_Toc240621116" w:history="1">
+          <w:hyperlink w:anchor="_Toc240987717" w:history="1">
             <w:r>
               <w:rPr>
                 <w:rStyle w:val="Collegamentoipertestuale"/>
@@ -1861,7 +1857,7 @@
               <w:rPr>
                 <w:noProof/>
               </w:rPr>
-              <w:instrText xml:space="preserve"> PAGEREF _Toc240621116 \h </w:instrText>
+              <w:instrText xml:space="preserve"> PAGEREF _Toc240987717 \h </w:instrText>
             </w:r>
             <w:r>
               <w:rPr>
@@ -1898,7 +1894,7 @@
               <w:noProof/>
             </w:rPr>
           </w:pPr>
-          <w:hyperlink w:anchor="_Toc240621117" w:history="1">
+          <w:hyperlink w:anchor="_Toc240987718" w:history="1">
             <w:r>
               <w:rPr>
                 <w:rStyle w:val="Collegamentoipertestuale"/>
@@ -1922,7 +1918,7 @@
               <w:rPr>
                 <w:noProof/>
               </w:rPr>
-              <w:instrText xml:space="preserve"> PAGEREF _Toc240621117 \h </w:instrText>
+              <w:instrText xml:space="preserve"> PAGEREF _Toc240987718 \h </w:instrText>
             </w:r>
             <w:r>
               <w:rPr>
@@ -1959,7 +1955,7 @@
               <w:noProof/>
             </w:rPr>
           </w:pPr>
-          <w:hyperlink w:anchor="_Toc240621118" w:history="1">
+          <w:hyperlink w:anchor="_Toc240987719" w:history="1">
             <w:r>
               <w:rPr>
                 <w:rStyle w:val="Collegamentoipertestuale"/>
@@ -1983,7 +1979,7 @@
               <w:rPr>
                 <w:noProof/>
               </w:rPr>
-              <w:instrText xml:space="preserve"> PAGEREF _Toc240621118 \h </w:instrText>
+              <w:instrText xml:space="preserve"> PAGEREF _Toc240987719 \h </w:instrText>
             </w:r>
             <w:r>
               <w:rPr>
@@ -2020,7 +2016,7 @@
               <w:noProof/>
             </w:rPr>
           </w:pPr>
-          <w:hyperlink w:anchor="_Toc240621119" w:history="1">
+          <w:hyperlink w:anchor="_Toc240987720" w:history="1">
             <w:r>
               <w:rPr>
                 <w:rStyle w:val="Collegamentoipertestuale"/>
@@ -2044,7 +2040,7 @@
               <w:rPr>
                 <w:noProof/>
               </w:rPr>
-              <w:instrText xml:space="preserve"> PAGEREF _Toc240621119 \h </w:instrText>
+              <w:instrText xml:space="preserve"> PAGEREF _Toc240987720 \h </w:instrText>
             </w:r>
             <w:r>
               <w:rPr>
@@ -2081,7 +2077,7 @@
               <w:noProof/>
             </w:rPr>
           </w:pPr>
-          <w:hyperlink w:anchor="_Toc240621120" w:history="1">
+          <w:hyperlink w:anchor="_Toc240987721" w:history="1">
             <w:r>
               <w:rPr>
                 <w:rStyle w:val="Collegamentoipertestuale"/>
@@ -2105,7 +2101,7 @@
               <w:rPr>
                 <w:noProof/>
               </w:rPr>
-              <w:instrText xml:space="preserve"> PAGEREF _Toc240621120 \h </w:instrText>
+              <w:instrText xml:space="preserve"> PAGEREF _Toc240987721 \h </w:instrText>
             </w:r>
             <w:r>
               <w:rPr>
@@ -2142,7 +2138,7 @@
               <w:noProof/>
             </w:rPr>
           </w:pPr>
-          <w:hyperlink w:anchor="_Toc240621121" w:history="1">
+          <w:hyperlink w:anchor="_Toc240987722" w:history="1">
             <w:r>
               <w:rPr>
                 <w:rStyle w:val="Collegamentoipertestuale"/>
@@ -2166,7 +2162,7 @@
               <w:rPr>
                 <w:noProof/>
               </w:rPr>
-              <w:instrText xml:space="preserve"> PAGEREF _Toc240621121 \h </w:instrText>
+              <w:instrText xml:space="preserve"> PAGEREF _Toc240987722 \h </w:instrText>
             </w:r>
             <w:r>
               <w:rPr>
@@ -2203,7 +2199,7 @@
               <w:noProof/>
             </w:rPr>
           </w:pPr>
-          <w:hyperlink w:anchor="_Toc240621122" w:history="1">
+          <w:hyperlink w:anchor="_Toc240987723" w:history="1">
             <w:r>
               <w:rPr>
                 <w:rStyle w:val="Collegamentoipertestuale"/>
@@ -2227,7 +2223,7 @@
               <w:rPr>
                 <w:noProof/>
               </w:rPr>
-              <w:instrText xml:space="preserve"> PAGEREF _Toc240621122 \h </w:instrText>
+              <w:instrText xml:space="preserve"> PAGEREF _Toc240987723 \h </w:instrText>
             </w:r>
             <w:r>
               <w:rPr>
@@ -2264,7 +2260,7 @@
               <w:noProof/>
             </w:rPr>
           </w:pPr>
-          <w:hyperlink w:anchor="_Toc240621123" w:history="1">
+          <w:hyperlink w:anchor="_Toc240987724" w:history="1">
             <w:r>
               <w:rPr>
                 <w:rStyle w:val="Collegamentoipertestuale"/>
@@ -2288,7 +2284,7 @@
               <w:rPr>
                 <w:noProof/>
               </w:rPr>
-              <w:instrText xml:space="preserve"> PAGEREF _Toc240621123 \h </w:instrText>
+              <w:instrText xml:space="preserve"> PAGEREF _Toc240987724 \h </w:instrText>
             </w:r>
             <w:r>
               <w:rPr>
@@ -2325,7 +2321,7 @@
               <w:noProof/>
             </w:rPr>
           </w:pPr>
-          <w:hyperlink w:anchor="_Toc240621124" w:history="1">
+          <w:hyperlink w:anchor="_Toc240987725" w:history="1">
             <w:r>
               <w:rPr>
                 <w:rStyle w:val="Collegamentoipertestuale"/>
@@ -2349,7 +2345,7 @@
               <w:rPr>
                 <w:noProof/>
               </w:rPr>
-              <w:instrText xml:space="preserve"> PAGEREF _Toc240621124 \h </w:instrText>
+              <w:instrText xml:space="preserve"> PAGEREF _Toc240987725 \h </w:instrText>
             </w:r>
             <w:r>
               <w:rPr>
@@ -2386,7 +2382,7 @@
               <w:noProof/>
             </w:rPr>
           </w:pPr>
-          <w:hyperlink w:anchor="_Toc240621125" w:history="1">
+          <w:hyperlink w:anchor="_Toc240987726" w:history="1">
             <w:r>
               <w:rPr>
                 <w:rStyle w:val="Collegamentoipertestuale"/>
@@ -2410,7 +2406,7 @@
               <w:rPr>
                 <w:noProof/>
               </w:rPr>
-              <w:instrText xml:space="preserve"> PAGEREF _Toc240621125 \h </w:instrText>
+              <w:instrText xml:space="preserve"> PAGEREF _Toc240987726 \h </w:instrText>
             </w:r>
             <w:r>
               <w:rPr>
@@ -2447,7 +2443,7 @@
               <w:noProof/>
             </w:rPr>
           </w:pPr>
-          <w:hyperlink w:anchor="_Toc240621126" w:history="1">
+          <w:hyperlink w:anchor="_Toc240987727" w:history="1">
             <w:r>
               <w:rPr>
                 <w:rStyle w:val="Collegamentoipertestuale"/>
@@ -2471,7 +2467,7 @@
               <w:rPr>
                 <w:noProof/>
               </w:rPr>
-              <w:instrText xml:space="preserve"> PAGEREF _Toc240621126 \h </w:instrText>
+              <w:instrText xml:space="preserve"> PAGEREF _Toc240987727 \h </w:instrText>
             </w:r>
             <w:r>
               <w:rPr>
@@ -2508,7 +2504,7 @@
               <w:noProof/>
             </w:rPr>
           </w:pPr>
-          <w:hyperlink w:anchor="_Toc240621127" w:history="1">
+          <w:hyperlink w:anchor="_Toc240987728" w:history="1">
             <w:r>
               <w:rPr>
                 <w:rStyle w:val="Collegamentoipertestuale"/>
@@ -2532,7 +2528,7 @@
               <w:rPr>
                 <w:noProof/>
               </w:rPr>
-              <w:instrText xml:space="preserve"> PAGEREF _Toc240621127 \h </w:instrText>
+              <w:instrText xml:space="preserve"> PAGEREF _Toc240987728 \h </w:instrText>
             </w:r>
             <w:r>
               <w:rPr>
@@ -2569,7 +2565,7 @@
               <w:noProof/>
             </w:rPr>
           </w:pPr>
-          <w:hyperlink w:anchor="_Toc240621128" w:history="1">
+          <w:hyperlink w:anchor="_Toc240987729" w:history="1">
             <w:r>
               <w:rPr>
                 <w:rStyle w:val="Collegamentoipertestuale"/>
@@ -2593,7 +2589,7 @@
               <w:rPr>
                 <w:noProof/>
               </w:rPr>
-              <w:instrText xml:space="preserve"> PAGEREF _Toc240621128 \h </w:instrText>
+              <w:instrText xml:space="preserve"> PAGEREF _Toc240987729 \h </w:instrText>
             </w:r>
             <w:r>
               <w:rPr>
@@ -2637,7 +2633,7 @@
         </w:pBdr>
         <w:spacing w:after="220"/>
       </w:pPr>
-      <w:bookmarkStart w:id="0" w:name="_Toc240621101"/>
+      <w:bookmarkStart w:id="0" w:name="_Toc240987702"/>
       <w:r>
         <w:rPr>
           <w:color w:val="DC3230"/>
@@ -2786,7 +2782,7 @@
         <w:keepNext/>
         <w:spacing w:before="340" w:after="130"/>
       </w:pPr>
-      <w:bookmarkStart w:id="1" w:name="_Toc240621102"/>
+      <w:bookmarkStart w:id="1" w:name="_Toc240987703"/>
       <w:r>
         <w:rPr>
           <w:color w:val="DC3230"/>
@@ -4119,7 +4115,7 @@
         </w:pBdr>
         <w:spacing w:after="220"/>
       </w:pPr>
-      <w:bookmarkStart w:id="2" w:name="_Toc240621103"/>
+      <w:bookmarkStart w:id="2" w:name="_Toc240987704"/>
       <w:r>
         <w:rPr>
           <w:color w:val="DC3230"/>
@@ -4447,7 +4443,7 @@
         </w:pBdr>
         <w:spacing w:after="220"/>
       </w:pPr>
-      <w:bookmarkStart w:id="3" w:name="_Toc240621104"/>
+      <w:bookmarkStart w:id="3" w:name="_Toc240987705"/>
       <w:r>
         <w:rPr>
           <w:color w:val="DC3230"/>
@@ -4466,7 +4462,7 @@
         <w:keepNext/>
         <w:spacing w:before="340" w:after="130"/>
       </w:pPr>
-      <w:bookmarkStart w:id="4" w:name="_Toc240621105"/>
+      <w:bookmarkStart w:id="4" w:name="_Toc240987706"/>
       <w:r>
         <w:rPr>
           <w:color w:val="DC3230"/>
@@ -5875,7 +5871,7 @@
         <w:keepNext/>
         <w:spacing w:before="340" w:after="130"/>
       </w:pPr>
-      <w:bookmarkStart w:id="5" w:name="_Toc240621106"/>
+      <w:bookmarkStart w:id="5" w:name="_Toc240987707"/>
       <w:r>
         <w:rPr>
           <w:color w:val="DC3230"/>
@@ -5984,7 +5980,7 @@
         </w:pBdr>
         <w:spacing w:after="220"/>
       </w:pPr>
-      <w:bookmarkStart w:id="6" w:name="_Toc240621107"/>
+      <w:bookmarkStart w:id="6" w:name="_Toc240987708"/>
       <w:r>
         <w:rPr>
           <w:color w:val="DC3230"/>
@@ -7519,7 +7515,7 @@
         <w:keepNext/>
         <w:spacing w:before="340" w:after="130"/>
       </w:pPr>
-      <w:bookmarkStart w:id="7" w:name="_Toc240621108"/>
+      <w:bookmarkStart w:id="7" w:name="_Toc240987709"/>
       <w:r>
         <w:rPr>
           <w:color w:val="DC3230"/>
@@ -7827,7 +7823,7 @@
         </w:pBdr>
         <w:spacing w:after="220"/>
       </w:pPr>
-      <w:bookmarkStart w:id="8" w:name="_Toc240621109"/>
+      <w:bookmarkStart w:id="8" w:name="_Toc240987710"/>
       <w:r>
         <w:rPr>
           <w:color w:val="DC3230"/>
@@ -7850,10 +7846,10 @@
           <w:noProof/>
         </w:rPr>
         <w:drawing>
-          <wp:inline distT="0" distB="0" distL="0" distR="0" wp14:anchorId="3AA992AF" wp14:editId="166D1121">
+          <wp:inline distT="0" distB="0" distL="0" distR="0" wp14:anchorId="0573956B" wp14:editId="3E37DED9">
             <wp:extent cx="6096000" cy="2895600"/>
             <wp:effectExtent l="0" t="0" r="0" b="0"/>
-            <wp:docPr id="2061580426" name="Immagine 2061580426"/>
+            <wp:docPr id="748638814" name="Immagine 748638814"/>
             <wp:cNvGraphicFramePr>
               <a:graphicFrameLocks xmlns:a="http://schemas.openxmlformats.org/drawingml/2006/main" noChangeAspect="1"/>
             </wp:cNvGraphicFramePr>
@@ -7921,7 +7917,7 @@
         <w:keepNext/>
         <w:spacing w:before="340" w:after="130"/>
       </w:pPr>
-      <w:bookmarkStart w:id="9" w:name="_Toc240621110"/>
+      <w:bookmarkStart w:id="9" w:name="_Toc240987711"/>
       <w:r>
         <w:rPr>
           <w:color w:val="DC3230"/>
@@ -8046,7 +8042,7 @@
         <w:keepNext/>
         <w:spacing w:before="340" w:after="130"/>
       </w:pPr>
-      <w:bookmarkStart w:id="10" w:name="_Toc240621111"/>
+      <w:bookmarkStart w:id="10" w:name="_Toc240987712"/>
       <w:r>
         <w:rPr>
           <w:color w:val="DC3230"/>
@@ -8272,7 +8268,7 @@
         <w:keepNext/>
         <w:spacing w:before="340" w:after="130"/>
       </w:pPr>
-      <w:bookmarkStart w:id="11" w:name="_Toc240621112"/>
+      <w:bookmarkStart w:id="11" w:name="_Toc240987713"/>
       <w:r>
         <w:rPr>
           <w:color w:val="DC3230"/>
@@ -8569,7 +8565,7 @@
         <w:keepNext/>
         <w:spacing w:before="340" w:after="130"/>
       </w:pPr>
-      <w:bookmarkStart w:id="12" w:name="_Toc240621113"/>
+      <w:bookmarkStart w:id="12" w:name="_Toc240987714"/>
       <w:r>
         <w:rPr>
           <w:color w:val="DC3230"/>
@@ -8832,7 +8828,7 @@
         </w:pBdr>
         <w:spacing w:after="220"/>
       </w:pPr>
-      <w:bookmarkStart w:id="13" w:name="_Toc240621114"/>
+      <w:bookmarkStart w:id="13" w:name="_Toc240987715"/>
       <w:r>
         <w:rPr>
           <w:color w:val="DC3230"/>
@@ -9435,7 +9431,7 @@
         </w:pBdr>
         <w:spacing w:after="220"/>
       </w:pPr>
-      <w:bookmarkStart w:id="14" w:name="_Toc240621115"/>
+      <w:bookmarkStart w:id="14" w:name="_Toc240987716"/>
       <w:r>
         <w:rPr>
           <w:color w:val="DC3230"/>
@@ -9459,7 +9455,7 @@
         <w:keepNext/>
         <w:spacing w:before="340" w:after="130"/>
       </w:pPr>
-      <w:bookmarkStart w:id="15" w:name="_Toc240621116"/>
+      <w:bookmarkStart w:id="15" w:name="_Toc240987717"/>
       <w:r>
         <w:rPr>
           <w:color w:val="DC3230"/>
@@ -9796,7 +9792,7 @@
         <w:keepNext/>
         <w:spacing w:before="340" w:after="130"/>
       </w:pPr>
-      <w:bookmarkStart w:id="16" w:name="_Toc240621117"/>
+      <w:bookmarkStart w:id="16" w:name="_Toc240987718"/>
       <w:r>
         <w:rPr>
           <w:color w:val="DC3230"/>
@@ -9843,7 +9839,7 @@
         </w:pBdr>
         <w:spacing w:after="220"/>
       </w:pPr>
-      <w:bookmarkStart w:id="17" w:name="_Toc240621118"/>
+      <w:bookmarkStart w:id="17" w:name="_Toc240987719"/>
       <w:r>
         <w:rPr>
           <w:color w:val="DC3230"/>
@@ -9862,7 +9858,7 @@
         <w:keepNext/>
         <w:spacing w:before="340" w:after="130"/>
       </w:pPr>
-      <w:bookmarkStart w:id="18" w:name="_Toc240621119"/>
+      <w:bookmarkStart w:id="18" w:name="_Toc240987720"/>
       <w:r>
         <w:rPr>
           <w:color w:val="DC3230"/>
@@ -10055,7 +10051,7 @@
         <w:keepNext/>
         <w:spacing w:before="340" w:after="130"/>
       </w:pPr>
-      <w:bookmarkStart w:id="19" w:name="_Toc240621120"/>
+      <w:bookmarkStart w:id="19" w:name="_Toc240987721"/>
       <w:r>
         <w:rPr>
           <w:color w:val="DC3230"/>
@@ -10125,7 +10121,7 @@
         <w:keepNext/>
         <w:spacing w:before="340" w:after="130"/>
       </w:pPr>
-      <w:bookmarkStart w:id="20" w:name="_Toc240621121"/>
+      <w:bookmarkStart w:id="20" w:name="_Toc240987722"/>
       <w:r>
         <w:rPr>
           <w:color w:val="DC3230"/>
@@ -10210,7 +10206,7 @@
         </w:pBdr>
         <w:spacing w:after="220"/>
       </w:pPr>
-      <w:bookmarkStart w:id="21" w:name="_Toc240621122"/>
+      <w:bookmarkStart w:id="21" w:name="_Toc240987723"/>
       <w:r>
         <w:rPr>
           <w:color w:val="DC3230"/>
@@ -10229,7 +10225,7 @@
         <w:keepNext/>
         <w:spacing w:before="340" w:after="130"/>
       </w:pPr>
-      <w:bookmarkStart w:id="22" w:name="_Toc240621123"/>
+      <w:bookmarkStart w:id="22" w:name="_Toc240987724"/>
       <w:r>
         <w:rPr>
           <w:color w:val="DC3230"/>
@@ -11173,7 +11169,7 @@
         <w:keepNext/>
         <w:spacing w:before="340" w:after="130"/>
       </w:pPr>
-      <w:bookmarkStart w:id="23" w:name="_Toc240621124"/>
+      <w:bookmarkStart w:id="23" w:name="_Toc240987725"/>
       <w:r>
         <w:rPr>
           <w:color w:val="DC3230"/>
@@ -12031,7 +12027,7 @@
         </w:pBdr>
         <w:spacing w:after="220"/>
       </w:pPr>
-      <w:bookmarkStart w:id="24" w:name="_Toc240621125"/>
+      <w:bookmarkStart w:id="24" w:name="_Toc240987726"/>
       <w:r>
         <w:rPr>
           <w:color w:val="DC3230"/>
@@ -13802,7 +13798,7 @@
         </w:pBdr>
         <w:spacing w:after="220"/>
       </w:pPr>
-      <w:bookmarkStart w:id="25" w:name="_Toc240621126"/>
+      <w:bookmarkStart w:id="25" w:name="_Toc240987727"/>
       <w:r>
         <w:rPr>
           <w:color w:val="DC3230"/>
@@ -13983,7 +13979,7 @@
         </w:pBdr>
         <w:spacing w:after="220"/>
       </w:pPr>
-      <w:bookmarkStart w:id="26" w:name="_Toc240621127"/>
+      <w:bookmarkStart w:id="26" w:name="_Toc240987728"/>
       <w:r>
         <w:rPr>
           <w:color w:val="DC3230"/>
@@ -15113,7 +15109,7 @@
         </w:pBdr>
         <w:spacing w:after="220"/>
       </w:pPr>
-      <w:bookmarkStart w:id="27" w:name="_Toc240621128"/>
+      <w:bookmarkStart w:id="27" w:name="_Toc240987729"/>
       <w:r>
         <w:rPr>
           <w:color w:val="DC3230"/>
@@ -15369,7 +15365,7 @@
 </file>
 
 <file path=word/endnotes.xml><?xml version="1.0" encoding="utf-8"?>
-<w:endnotes xmlns:wpc="http://schemas.microsoft.com/office/word/2010/wordprocessingCanvas" xmlns:cx="http://schemas.microsoft.com/office/drawing/2014/chartex" xmlns:cx1="http://schemas.microsoft.com/office/drawing/2015/9/8/chartex" xmlns:cx2="http://schemas.microsoft.com/office/drawing/2015/10/21/chartex" xmlns:cx3="http://schemas.microsoft.com/office/drawing/2016/5/9/chartex" xmlns:cx4="http://schemas.microsoft.com/office/drawing/2016/5/10/chartex" xmlns:cx5="http://schemas.microsoft.com/office/drawing/2016/5/11/chartex" xmlns:cx6="http://schemas.microsoft.com/office/drawing/2016/5/12/chartex" xmlns:cx7="http://schemas.microsoft.com/office/drawing/2016/5/13/chartex" xmlns:cx8="http://schemas.microsoft.com/office/drawing/2016/5/14/chartex" xmlns:mc="http://schemas.openxmlformats.org/markup-compatibility/2006" xmlns:aink="http://schemas.microsoft.com/office/drawing/2016/ink" xmlns:am3d="http://schemas.microsoft.com/office/drawing/2017/model3d" xmlns:o="urn:schemas-microsoft-com:office:office" xmlns:oel="http://schemas.microsoft.com/office/2019/extlst" xmlns:r="http://schemas.openxmlformats.org/officeDocument/2006/relationships" xmlns:m="http://schemas.openxmlformats.org/officeDocument/2006/math" xmlns:v="urn:schemas-microsoft-com:vml" xmlns:wp14="http://schemas.microsoft.com/office/word/2010/wordprocessingDrawing" xmlns:wp="http://schemas.openxmlformats.org/drawingml/2006/wordprocessingDrawing" xmlns:w10="urn:schemas-microsoft-com:office:word" xmlns:w="http://schemas.openxmlformats.org/wordprocessingml/2006/main" xmlns:w14="http://schemas.microsoft.com/office/word/2010/wordml" xmlns:w15="http://schemas.microsoft.com/office/word/2012/wordml" xmlns:w16cei="http://schemas.microsoft.com/office/word/2026/wordml/cei" xmlns:w16cex="http://schemas.microsoft.com/office/word/2018/wordml/cex" xmlns:w16cid="http://schemas.microsoft.com/office/word/2016/wordml/cid" xmlns:w16="http://schemas.microsoft.com/office/word/2018/wordml" xmlns:w16du="http://schemas.microsoft.com/office/word/2023/wordml/word16du" xmlns:w16sdtdh="http://schemas.microsoft.com/office/word/2020/wordml/sdtdatahash" xmlns:w16sdtfl="http://schemas.microsoft.com/office/word/2024/wordml/sdtformatlock" xmlns:w16se="http://schemas.microsoft.com/office/word/2015/wordml/symex" xmlns:wpg="http://schemas.microsoft.com/office/word/2010/wordprocessingGroup" xmlns:wpi="http://schemas.microsoft.com/office/word/2010/wordprocessingInk" xmlns:wne="http://schemas.microsoft.com/office/word/2006/wordml" xmlns:wps="http://schemas.microsoft.com/office/word/2010/wordprocessingShape" mc:Ignorable="w14 w15 w16se w16cid w16 w16cex w16sdtdh w16sdtfl w16du wp14">
+<w:endnotes xmlns:wpc="http://schemas.microsoft.com/office/word/2010/wordprocessingCanvas" xmlns:cx="http://schemas.microsoft.com/office/drawing/2014/chartex" xmlns:cx1="http://schemas.microsoft.com/office/drawing/2015/9/8/chartex" xmlns:cx2="http://schemas.microsoft.com/office/drawing/2015/10/21/chartex" xmlns:cx3="http://schemas.microsoft.com/office/drawing/2016/5/9/chartex" xmlns:cx4="http://schemas.microsoft.com/office/drawing/2016/5/10/chartex" xmlns:cx5="http://schemas.microsoft.com/office/drawing/2016/5/11/chartex" xmlns:cx6="http://schemas.microsoft.com/office/drawing/2016/5/12/chartex" xmlns:cx7="http://schemas.microsoft.com/office/drawing/2016/5/13/chartex" xmlns:cx8="http://schemas.microsoft.com/office/drawing/2016/5/14/chartex" xmlns:mc="http://schemas.openxmlformats.org/markup-compatibility/2006" xmlns:aink="http://schemas.microsoft.com/office/drawing/2016/ink" xmlns:am3d="http://schemas.microsoft.com/office/drawing/2017/model3d" xmlns:o="urn:schemas-microsoft-com:office:office" xmlns:oel="http://schemas.microsoft.com/office/2019/extlst" xmlns:r="http://schemas.openxmlformats.org/officeDocument/2006/relationships" xmlns:m="http://schemas.openxmlformats.org/officeDocument/2006/math" xmlns:v="urn:schemas-microsoft-com:vml" xmlns:wp14="http://schemas.microsoft.com/office/word/2010/wordprocessingDrawing" xmlns:wp="http://schemas.openxmlformats.org/drawingml/2006/wordprocessingDrawing" xmlns:w10="urn:schemas-microsoft-com:office:word" xmlns:w="http://schemas.openxmlformats.org/wordprocessingml/2006/main" xmlns:w14="http://schemas.microsoft.com/office/word/2010/wordml" xmlns:w15="http://schemas.microsoft.com/office/word/2012/wordml" xmlns:w16cex="http://schemas.microsoft.com/office/word/2018/wordml/cex" xmlns:w16cid="http://schemas.microsoft.com/office/word/2016/wordml/cid" xmlns:w16="http://schemas.microsoft.com/office/word/2018/wordml" xmlns:w16du="http://schemas.microsoft.com/office/word/2023/wordml/word16du" xmlns:w16sdtdh="http://schemas.microsoft.com/office/word/2020/wordml/sdtdatahash" xmlns:w16sdtfl="http://schemas.microsoft.com/office/word/2024/wordml/sdtformatlock" xmlns:w16se="http://schemas.microsoft.com/office/word/2015/wordml/symex" xmlns:wpg="http://schemas.microsoft.com/office/word/2010/wordprocessingGroup" xmlns:wpi="http://schemas.microsoft.com/office/word/2010/wordprocessingInk" xmlns:wne="http://schemas.microsoft.com/office/word/2006/wordml" xmlns:wps="http://schemas.microsoft.com/office/word/2010/wordprocessingShape" mc:Ignorable="w14 w15 w16se w16cid w16 w16cex w16sdtdh w16sdtfl w16du wp14">
   <w:endnote w:type="separator" w:id="-1">
     <w:p>
       <w:pPr>
@@ -15394,7 +15390,7 @@
 </file>
 
 <file path=word/footer1.xml><?xml version="1.0" encoding="utf-8"?>
-<w:ftr xmlns:wpc="http://schemas.microsoft.com/office/word/2010/wordprocessingCanvas" xmlns:cx="http://schemas.microsoft.com/office/drawing/2014/chartex" xmlns:cx1="http://schemas.microsoft.com/office/drawing/2015/9/8/chartex" xmlns:cx2="http://schemas.microsoft.com/office/drawing/2015/10/21/chartex" xmlns:cx3="http://schemas.microsoft.com/office/drawing/2016/5/9/chartex" xmlns:cx4="http://schemas.microsoft.com/office/drawing/2016/5/10/chartex" xmlns:cx5="http://schemas.microsoft.com/office/drawing/2016/5/11/chartex" xmlns:cx6="http://schemas.microsoft.com/office/drawing/2016/5/12/chartex" xmlns:cx7="http://schemas.microsoft.com/office/drawing/2016/5/13/chartex" xmlns:cx8="http://schemas.microsoft.com/office/drawing/2016/5/14/chartex" xmlns:mc="http://schemas.openxmlformats.org/markup-compatibility/2006" xmlns:aink="http://schemas.microsoft.com/office/drawing/2016/ink" xmlns:am3d="http://schemas.microsoft.com/office/drawing/2017/model3d" xmlns:o="urn:schemas-microsoft-com:office:office" xmlns:oel="http://schemas.microsoft.com/office/2019/extlst" xmlns:r="http://schemas.openxmlformats.org/officeDocument/2006/relationships" xmlns:m="http://schemas.openxmlformats.org/officeDocument/2006/math" xmlns:v="urn:schemas-microsoft-com:vml" xmlns:wp14="http://schemas.microsoft.com/office/word/2010/wordprocessingDrawing" xmlns:wp="http://schemas.openxmlformats.org/drawingml/2006/wordprocessingDrawing" xmlns:w10="urn:schemas-microsoft-com:office:word" xmlns:w="http://schemas.openxmlformats.org/wordprocessingml/2006/main" xmlns:w14="http://schemas.microsoft.com/office/word/2010/wordml" xmlns:w15="http://schemas.microsoft.com/office/word/2012/wordml" xmlns:w16cei="http://schemas.microsoft.com/office/word/2026/wordml/cei" xmlns:w16cex="http://schemas.microsoft.com/office/word/2018/wordml/cex" xmlns:w16cid="http://schemas.microsoft.com/office/word/2016/wordml/cid" xmlns:w16="http://schemas.microsoft.com/office/word/2018/wordml" xmlns:w16du="http://schemas.microsoft.com/office/word/2023/wordml/word16du" xmlns:w16sdtdh="http://schemas.microsoft.com/office/word/2020/wordml/sdtdatahash" xmlns:w16sdtfl="http://schemas.microsoft.com/office/word/2024/wordml/sdtformatlock" xmlns:w16se="http://schemas.microsoft.com/office/word/2015/wordml/symex" xmlns:wpg="http://schemas.microsoft.com/office/word/2010/wordprocessingGroup" xmlns:wpi="http://schemas.microsoft.com/office/word/2010/wordprocessingInk" xmlns:wne="http://schemas.microsoft.com/office/word/2006/wordml" xmlns:wps="http://schemas.microsoft.com/office/word/2010/wordprocessingShape" mc:Ignorable="w14 w15 w16se w16cid w16 w16cex w16sdtdh w16sdtfl w16du wp14">
+<w:ftr xmlns:wpc="http://schemas.microsoft.com/office/word/2010/wordprocessingCanvas" xmlns:cx="http://schemas.microsoft.com/office/drawing/2014/chartex" xmlns:cx1="http://schemas.microsoft.com/office/drawing/2015/9/8/chartex" xmlns:cx2="http://schemas.microsoft.com/office/drawing/2015/10/21/chartex" xmlns:cx3="http://schemas.microsoft.com/office/drawing/2016/5/9/chartex" xmlns:cx4="http://schemas.microsoft.com/office/drawing/2016/5/10/chartex" xmlns:cx5="http://schemas.microsoft.com/office/drawing/2016/5/11/chartex" xmlns:cx6="http://schemas.microsoft.com/office/drawing/2016/5/12/chartex" xmlns:cx7="http://schemas.microsoft.com/office/drawing/2016/5/13/chartex" xmlns:cx8="http://schemas.microsoft.com/office/drawing/2016/5/14/chartex" xmlns:mc="http://schemas.openxmlformats.org/markup-compatibility/2006" xmlns:aink="http://schemas.microsoft.com/office/drawing/2016/ink" xmlns:am3d="http://schemas.microsoft.com/office/drawing/2017/model3d" xmlns:o="urn:schemas-microsoft-com:office:office" xmlns:oel="http://schemas.microsoft.com/office/2019/extlst" xmlns:r="http://schemas.openxmlformats.org/officeDocument/2006/relationships" xmlns:m="http://schemas.openxmlformats.org/officeDocument/2006/math" xmlns:v="urn:schemas-microsoft-com:vml" xmlns:wp14="http://schemas.microsoft.com/office/word/2010/wordprocessingDrawing" xmlns:wp="http://schemas.openxmlformats.org/drawingml/2006/wordprocessingDrawing" xmlns:w10="urn:schemas-microsoft-com:office:word" xmlns:w="http://schemas.openxmlformats.org/wordprocessingml/2006/main" xmlns:w14="http://schemas.microsoft.com/office/word/2010/wordml" xmlns:w15="http://schemas.microsoft.com/office/word/2012/wordml" xmlns:w16cex="http://schemas.microsoft.com/office/word/2018/wordml/cex" xmlns:w16cid="http://schemas.microsoft.com/office/word/2016/wordml/cid" xmlns:w16="http://schemas.microsoft.com/office/word/2018/wordml" xmlns:w16du="http://schemas.microsoft.com/office/word/2023/wordml/word16du" xmlns:w16sdtdh="http://schemas.microsoft.com/office/word/2020/wordml/sdtdatahash" xmlns:w16sdtfl="http://schemas.microsoft.com/office/word/2024/wordml/sdtformatlock" xmlns:w16se="http://schemas.microsoft.com/office/word/2015/wordml/symex" xmlns:wpg="http://schemas.microsoft.com/office/word/2010/wordprocessingGroup" xmlns:wpi="http://schemas.microsoft.com/office/word/2010/wordprocessingInk" xmlns:wne="http://schemas.microsoft.com/office/word/2006/wordml" xmlns:wps="http://schemas.microsoft.com/office/word/2010/wordprocessingShape" mc:Ignorable="w14 w15 w16se w16cid w16 w16cex w16sdtdh w16sdtfl w16du wp14">
   <w:p>
     <w:pPr>
       <w:pBdr>
@@ -15518,13 +15514,13 @@
 </file>
 
 <file path=word/footer2.xml><?xml version="1.0" encoding="utf-8"?>
-<w:ftr xmlns:wpc="http://schemas.microsoft.com/office/word/2010/wordprocessingCanvas" xmlns:cx="http://schemas.microsoft.com/office/drawing/2014/chartex" xmlns:cx1="http://schemas.microsoft.com/office/drawing/2015/9/8/chartex" xmlns:cx2="http://schemas.microsoft.com/office/drawing/2015/10/21/chartex" xmlns:cx3="http://schemas.microsoft.com/office/drawing/2016/5/9/chartex" xmlns:cx4="http://schemas.microsoft.com/office/drawing/2016/5/10/chartex" xmlns:cx5="http://schemas.microsoft.com/office/drawing/2016/5/11/chartex" xmlns:cx6="http://schemas.microsoft.com/office/drawing/2016/5/12/chartex" xmlns:cx7="http://schemas.microsoft.com/office/drawing/2016/5/13/chartex" xmlns:cx8="http://schemas.microsoft.com/office/drawing/2016/5/14/chartex" xmlns:mc="http://schemas.openxmlformats.org/markup-compatibility/2006" xmlns:aink="http://schemas.microsoft.com/office/drawing/2016/ink" xmlns:am3d="http://schemas.microsoft.com/office/drawing/2017/model3d" xmlns:o="urn:schemas-microsoft-com:office:office" xmlns:oel="http://schemas.microsoft.com/office/2019/extlst" xmlns:r="http://schemas.openxmlformats.org/officeDocument/2006/relationships" xmlns:m="http://schemas.openxmlformats.org/officeDocument/2006/math" xmlns:v="urn:schemas-microsoft-com:vml" xmlns:wp14="http://schemas.microsoft.com/office/word/2010/wordprocessingDrawing" xmlns:wp="http://schemas.openxmlformats.org/drawingml/2006/wordprocessingDrawing" xmlns:w10="urn:schemas-microsoft-com:office:word" xmlns:w="http://schemas.openxmlformats.org/wordprocessingml/2006/main" xmlns:w14="http://schemas.microsoft.com/office/word/2010/wordml" xmlns:w15="http://schemas.microsoft.com/office/word/2012/wordml" xmlns:w16cei="http://schemas.microsoft.com/office/word/2026/wordml/cei" xmlns:w16cex="http://schemas.microsoft.com/office/word/2018/wordml/cex" xmlns:w16cid="http://schemas.microsoft.com/office/word/2016/wordml/cid" xmlns:w16="http://schemas.microsoft.com/office/word/2018/wordml" xmlns:w16du="http://schemas.microsoft.com/office/word/2023/wordml/word16du" xmlns:w16sdtdh="http://schemas.microsoft.com/office/word/2020/wordml/sdtdatahash" xmlns:w16sdtfl="http://schemas.microsoft.com/office/word/2024/wordml/sdtformatlock" xmlns:w16se="http://schemas.microsoft.com/office/word/2015/wordml/symex" xmlns:wpg="http://schemas.microsoft.com/office/word/2010/wordprocessingGroup" xmlns:wpi="http://schemas.microsoft.com/office/word/2010/wordprocessingInk" xmlns:wne="http://schemas.microsoft.com/office/word/2006/wordml" xmlns:wps="http://schemas.microsoft.com/office/word/2010/wordprocessingShape" mc:Ignorable="w14 w15 w16se w16cid w16 w16cex w16sdtdh w16sdtfl w16du wp14">
+<w:ftr xmlns:wpc="http://schemas.microsoft.com/office/word/2010/wordprocessingCanvas" xmlns:cx="http://schemas.microsoft.com/office/drawing/2014/chartex" xmlns:cx1="http://schemas.microsoft.com/office/drawing/2015/9/8/chartex" xmlns:cx2="http://schemas.microsoft.com/office/drawing/2015/10/21/chartex" xmlns:cx3="http://schemas.microsoft.com/office/drawing/2016/5/9/chartex" xmlns:cx4="http://schemas.microsoft.com/office/drawing/2016/5/10/chartex" xmlns:cx5="http://schemas.microsoft.com/office/drawing/2016/5/11/chartex" xmlns:cx6="http://schemas.microsoft.com/office/drawing/2016/5/12/chartex" xmlns:cx7="http://schemas.microsoft.com/office/drawing/2016/5/13/chartex" xmlns:cx8="http://schemas.microsoft.com/office/drawing/2016/5/14/chartex" xmlns:mc="http://schemas.openxmlformats.org/markup-compatibility/2006" xmlns:aink="http://schemas.microsoft.com/office/drawing/2016/ink" xmlns:am3d="http://schemas.microsoft.com/office/drawing/2017/model3d" xmlns:o="urn:schemas-microsoft-com:office:office" xmlns:oel="http://schemas.microsoft.com/office/2019/extlst" xmlns:r="http://schemas.openxmlformats.org/officeDocument/2006/relationships" xmlns:m="http://schemas.openxmlformats.org/officeDocument/2006/math" xmlns:v="urn:schemas-microsoft-com:vml" xmlns:wp14="http://schemas.microsoft.com/office/word/2010/wordprocessingDrawing" xmlns:wp="http://schemas.openxmlformats.org/drawingml/2006/wordprocessingDrawing" xmlns:w10="urn:schemas-microsoft-com:office:word" xmlns:w="http://schemas.openxmlformats.org/wordprocessingml/2006/main" xmlns:w14="http://schemas.microsoft.com/office/word/2010/wordml" xmlns:w15="http://schemas.microsoft.com/office/word/2012/wordml" xmlns:w16cex="http://schemas.microsoft.com/office/word/2018/wordml/cex" xmlns:w16cid="http://schemas.microsoft.com/office/word/2016/wordml/cid" xmlns:w16="http://schemas.microsoft.com/office/word/2018/wordml" xmlns:w16du="http://schemas.microsoft.com/office/word/2023/wordml/word16du" xmlns:w16sdtdh="http://schemas.microsoft.com/office/word/2020/wordml/sdtdatahash" xmlns:w16sdtfl="http://schemas.microsoft.com/office/word/2024/wordml/sdtformatlock" xmlns:w16se="http://schemas.microsoft.com/office/word/2015/wordml/symex" xmlns:wpg="http://schemas.microsoft.com/office/word/2010/wordprocessingGroup" xmlns:wpi="http://schemas.microsoft.com/office/word/2010/wordprocessingInk" xmlns:wne="http://schemas.microsoft.com/office/word/2006/wordml" xmlns:wps="http://schemas.microsoft.com/office/word/2010/wordprocessingShape" mc:Ignorable="w14 w15 w16se w16cid w16 w16cex w16sdtdh w16sdtfl w16du wp14">
   <w:p/>
 </w:ftr>
 </file>
 
 <file path=word/footnotes.xml><?xml version="1.0" encoding="utf-8"?>
-<w:footnotes xmlns:wpc="http://schemas.microsoft.com/office/word/2010/wordprocessingCanvas" xmlns:cx="http://schemas.microsoft.com/office/drawing/2014/chartex" xmlns:cx1="http://schemas.microsoft.com/office/drawing/2015/9/8/chartex" xmlns:cx2="http://schemas.microsoft.com/office/drawing/2015/10/21/chartex" xmlns:cx3="http://schemas.microsoft.com/office/drawing/2016/5/9/chartex" xmlns:cx4="http://schemas.microsoft.com/office/drawing/2016/5/10/chartex" xmlns:cx5="http://schemas.microsoft.com/office/drawing/2016/5/11/chartex" xmlns:cx6="http://schemas.microsoft.com/office/drawing/2016/5/12/chartex" xmlns:cx7="http://schemas.microsoft.com/office/drawing/2016/5/13/chartex" xmlns:cx8="http://schemas.microsoft.com/office/drawing/2016/5/14/chartex" xmlns:mc="http://schemas.openxmlformats.org/markup-compatibility/2006" xmlns:aink="http://schemas.microsoft.com/office/drawing/2016/ink" xmlns:am3d="http://schemas.microsoft.com/office/drawing/2017/model3d" xmlns:o="urn:schemas-microsoft-com:office:office" xmlns:oel="http://schemas.microsoft.com/office/2019/extlst" xmlns:r="http://schemas.openxmlformats.org/officeDocument/2006/relationships" xmlns:m="http://schemas.openxmlformats.org/officeDocument/2006/math" xmlns:v="urn:schemas-microsoft-com:vml" xmlns:wp14="http://schemas.microsoft.com/office/word/2010/wordprocessingDrawing" xmlns:wp="http://schemas.openxmlformats.org/drawingml/2006/wordprocessingDrawing" xmlns:w10="urn:schemas-microsoft-com:office:word" xmlns:w="http://schemas.openxmlformats.org/wordprocessingml/2006/main" xmlns:w14="http://schemas.microsoft.com/office/word/2010/wordml" xmlns:w15="http://schemas.microsoft.com/office/word/2012/wordml" xmlns:w16cei="http://schemas.microsoft.com/office/word/2026/wordml/cei" xmlns:w16cex="http://schemas.microsoft.com/office/word/2018/wordml/cex" xmlns:w16cid="http://schemas.microsoft.com/office/word/2016/wordml/cid" xmlns:w16="http://schemas.microsoft.com/office/word/2018/wordml" xmlns:w16du="http://schemas.microsoft.com/office/word/2023/wordml/word16du" xmlns:w16sdtdh="http://schemas.microsoft.com/office/word/2020/wordml/sdtdatahash" xmlns:w16sdtfl="http://schemas.microsoft.com/office/word/2024/wordml/sdtformatlock" xmlns:w16se="http://schemas.microsoft.com/office/word/2015/wordml/symex" xmlns:wpg="http://schemas.microsoft.com/office/word/2010/wordprocessingGroup" xmlns:wpi="http://schemas.microsoft.com/office/word/2010/wordprocessingInk" xmlns:wne="http://schemas.microsoft.com/office/word/2006/wordml" xmlns:wps="http://schemas.microsoft.com/office/word/2010/wordprocessingShape" mc:Ignorable="w14 w15 w16se w16cid w16 w16cex w16sdtdh w16sdtfl w16du wp14">
+<w:footnotes xmlns:wpc="http://schemas.microsoft.com/office/word/2010/wordprocessingCanvas" xmlns:cx="http://schemas.microsoft.com/office/drawing/2014/chartex" xmlns:cx1="http://schemas.microsoft.com/office/drawing/2015/9/8/chartex" xmlns:cx2="http://schemas.microsoft.com/office/drawing/2015/10/21/chartex" xmlns:cx3="http://schemas.microsoft.com/office/drawing/2016/5/9/chartex" xmlns:cx4="http://schemas.microsoft.com/office/drawing/2016/5/10/chartex" xmlns:cx5="http://schemas.microsoft.com/office/drawing/2016/5/11/chartex" xmlns:cx6="http://schemas.microsoft.com/office/drawing/2016/5/12/chartex" xmlns:cx7="http://schemas.microsoft.com/office/drawing/2016/5/13/chartex" xmlns:cx8="http://schemas.microsoft.com/office/drawing/2016/5/14/chartex" xmlns:mc="http://schemas.openxmlformats.org/markup-compatibility/2006" xmlns:aink="http://schemas.microsoft.com/office/drawing/2016/ink" xmlns:am3d="http://schemas.microsoft.com/office/drawing/2017/model3d" xmlns:o="urn:schemas-microsoft-com:office:office" xmlns:oel="http://schemas.microsoft.com/office/2019/extlst" xmlns:r="http://schemas.openxmlformats.org/officeDocument/2006/relationships" xmlns:m="http://schemas.openxmlformats.org/officeDocument/2006/math" xmlns:v="urn:schemas-microsoft-com:vml" xmlns:wp14="http://schemas.microsoft.com/office/word/2010/wordprocessingDrawing" xmlns:wp="http://schemas.openxmlformats.org/drawingml/2006/wordprocessingDrawing" xmlns:w10="urn:schemas-microsoft-com:office:word" xmlns:w="http://schemas.openxmlformats.org/wordprocessingml/2006/main" xmlns:w14="http://schemas.microsoft.com/office/word/2010/wordml" xmlns:w15="http://schemas.microsoft.com/office/word/2012/wordml" xmlns:w16cex="http://schemas.microsoft.com/office/word/2018/wordml/cex" xmlns:w16cid="http://schemas.microsoft.com/office/word/2016/wordml/cid" xmlns:w16="http://schemas.microsoft.com/office/word/2018/wordml" xmlns:w16du="http://schemas.microsoft.com/office/word/2023/wordml/word16du" xmlns:w16sdtdh="http://schemas.microsoft.com/office/word/2020/wordml/sdtdatahash" xmlns:w16sdtfl="http://schemas.microsoft.com/office/word/2024/wordml/sdtformatlock" xmlns:w16se="http://schemas.microsoft.com/office/word/2015/wordml/symex" xmlns:wpg="http://schemas.microsoft.com/office/word/2010/wordprocessingGroup" xmlns:wpi="http://schemas.microsoft.com/office/word/2010/wordprocessingInk" xmlns:wne="http://schemas.microsoft.com/office/word/2006/wordml" xmlns:wps="http://schemas.microsoft.com/office/word/2010/wordprocessingShape" mc:Ignorable="w14 w15 w16se w16cid w16 w16cex w16sdtdh w16sdtfl w16du wp14">
   <w:footnote w:type="separator" w:id="-1">
     <w:p>
       <w:pPr>
@@ -15549,7 +15545,7 @@
 </file>
 
 <file path=word/header1.xml><?xml version="1.0" encoding="utf-8"?>
-<w:hdr xmlns:wpc="http://schemas.microsoft.com/office/word/2010/wordprocessingCanvas" xmlns:cx="http://schemas.microsoft.com/office/drawing/2014/chartex" xmlns:cx1="http://schemas.microsoft.com/office/drawing/2015/9/8/chartex" xmlns:cx2="http://schemas.microsoft.com/office/drawing/2015/10/21/chartex" xmlns:cx3="http://schemas.microsoft.com/office/drawing/2016/5/9/chartex" xmlns:cx4="http://schemas.microsoft.com/office/drawing/2016/5/10/chartex" xmlns:cx5="http://schemas.microsoft.com/office/drawing/2016/5/11/chartex" xmlns:cx6="http://schemas.microsoft.com/office/drawing/2016/5/12/chartex" xmlns:cx7="http://schemas.microsoft.com/office/drawing/2016/5/13/chartex" xmlns:cx8="http://schemas.microsoft.com/office/drawing/2016/5/14/chartex" xmlns:mc="http://schemas.openxmlformats.org/markup-compatibility/2006" xmlns:aink="http://schemas.microsoft.com/office/drawing/2016/ink" xmlns:am3d="http://schemas.microsoft.com/office/drawing/2017/model3d" xmlns:o="urn:schemas-microsoft-com:office:office" xmlns:oel="http://schemas.microsoft.com/office/2019/extlst" xmlns:r="http://schemas.openxmlformats.org/officeDocument/2006/relationships" xmlns:m="http://schemas.openxmlformats.org/officeDocument/2006/math" xmlns:v="urn:schemas-microsoft-com:vml" xmlns:wp14="http://schemas.microsoft.com/office/word/2010/wordprocessingDrawing" xmlns:wp="http://schemas.openxmlformats.org/drawingml/2006/wordprocessingDrawing" xmlns:w10="urn:schemas-microsoft-com:office:word" xmlns:w="http://schemas.openxmlformats.org/wordprocessingml/2006/main" xmlns:w14="http://schemas.microsoft.com/office/word/2010/wordml" xmlns:w15="http://schemas.microsoft.com/office/word/2012/wordml" xmlns:w16cei="http://schemas.microsoft.com/office/word/2026/wordml/cei" xmlns:w16cex="http://schemas.microsoft.com/office/word/2018/wordml/cex" xmlns:w16cid="http://schemas.microsoft.com/office/word/2016/wordml/cid" xmlns:w16="http://schemas.microsoft.com/office/word/2018/wordml" xmlns:w16du="http://schemas.microsoft.com/office/word/2023/wordml/word16du" xmlns:w16sdtdh="http://schemas.microsoft.com/office/word/2020/wordml/sdtdatahash" xmlns:w16sdtfl="http://schemas.microsoft.com/office/word/2024/wordml/sdtformatlock" xmlns:w16se="http://schemas.microsoft.com/office/word/2015/wordml/symex" xmlns:wpg="http://schemas.microsoft.com/office/word/2010/wordprocessingGroup" xmlns:wpi="http://schemas.microsoft.com/office/word/2010/wordprocessingInk" xmlns:wne="http://schemas.microsoft.com/office/word/2006/wordml" xmlns:wps="http://schemas.microsoft.com/office/word/2010/wordprocessingShape" mc:Ignorable="w14 w15 w16se w16cid w16 w16cex w16sdtdh w16sdtfl w16du wp14">
+<w:hdr xmlns:wpc="http://schemas.microsoft.com/office/word/2010/wordprocessingCanvas" xmlns:cx="http://schemas.microsoft.com/office/drawing/2014/chartex" xmlns:cx1="http://schemas.microsoft.com/office/drawing/2015/9/8/chartex" xmlns:cx2="http://schemas.microsoft.com/office/drawing/2015/10/21/chartex" xmlns:cx3="http://schemas.microsoft.com/office/drawing/2016/5/9/chartex" xmlns:cx4="http://schemas.microsoft.com/office/drawing/2016/5/10/chartex" xmlns:cx5="http://schemas.microsoft.com/office/drawing/2016/5/11/chartex" xmlns:cx6="http://schemas.microsoft.com/office/drawing/2016/5/12/chartex" xmlns:cx7="http://schemas.microsoft.com/office/drawing/2016/5/13/chartex" xmlns:cx8="http://schemas.microsoft.com/office/drawing/2016/5/14/chartex" xmlns:mc="http://schemas.openxmlformats.org/markup-compatibility/2006" xmlns:aink="http://schemas.microsoft.com/office/drawing/2016/ink" xmlns:am3d="http://schemas.microsoft.com/office/drawing/2017/model3d" xmlns:o="urn:schemas-microsoft-com:office:office" xmlns:oel="http://schemas.microsoft.com/office/2019/extlst" xmlns:r="http://schemas.openxmlformats.org/officeDocument/2006/relationships" xmlns:m="http://schemas.openxmlformats.org/officeDocument/2006/math" xmlns:v="urn:schemas-microsoft-com:vml" xmlns:wp14="http://schemas.microsoft.com/office/word/2010/wordprocessingDrawing" xmlns:wp="http://schemas.openxmlformats.org/drawingml/2006/wordprocessingDrawing" xmlns:w10="urn:schemas-microsoft-com:office:word" xmlns:w="http://schemas.openxmlformats.org/wordprocessingml/2006/main" xmlns:w14="http://schemas.microsoft.com/office/word/2010/wordml" xmlns:w15="http://schemas.microsoft.com/office/word/2012/wordml" xmlns:w16cex="http://schemas.microsoft.com/office/word/2018/wordml/cex" xmlns:w16cid="http://schemas.microsoft.com/office/word/2016/wordml/cid" xmlns:w16="http://schemas.microsoft.com/office/word/2018/wordml" xmlns:w16du="http://schemas.microsoft.com/office/word/2023/wordml/word16du" xmlns:w16sdtdh="http://schemas.microsoft.com/office/word/2020/wordml/sdtdatahash" xmlns:w16sdtfl="http://schemas.microsoft.com/office/word/2024/wordml/sdtformatlock" xmlns:w16se="http://schemas.microsoft.com/office/word/2015/wordml/symex" xmlns:wpg="http://schemas.microsoft.com/office/word/2010/wordprocessingGroup" xmlns:wpi="http://schemas.microsoft.com/office/word/2010/wordprocessingInk" xmlns:wne="http://schemas.microsoft.com/office/word/2006/wordml" xmlns:wps="http://schemas.microsoft.com/office/word/2010/wordprocessingShape" mc:Ignorable="w14 w15 w16se w16cid w16 w16cex w16sdtdh w16sdtfl w16du wp14">
   <w:p>
     <w:pPr>
       <w:pBdr>
@@ -15577,10 +15573,10 @@
         <w:noProof/>
       </w:rPr>
       <w:drawing>
-        <wp:inline distT="0" distB="0" distL="0" distR="0" wp14:anchorId="5E87C9B9" wp14:editId="1A52A6BC">
+        <wp:inline distT="0" distB="0" distL="0" distR="0" wp14:anchorId="6789E15F" wp14:editId="2F97F405">
           <wp:extent cx="904875" cy="352425"/>
           <wp:effectExtent l="0" t="0" r="0" b="0"/>
-          <wp:docPr id="2119194169" name="Immagine 2119194169"/>
+          <wp:docPr id="530526089" name="Immagine 530526089"/>
           <wp:cNvGraphicFramePr>
             <a:graphicFrameLocks xmlns:a="http://schemas.openxmlformats.org/drawingml/2006/main" noChangeAspect="1"/>
           </wp:cNvGraphicFramePr>
@@ -15620,18 +15616,18 @@
 </file>
 
 <file path=word/header2.xml><?xml version="1.0" encoding="utf-8"?>
-<w:hdr xmlns:wpc="http://schemas.microsoft.com/office/word/2010/wordprocessingCanvas" xmlns:cx="http://schemas.microsoft.com/office/drawing/2014/chartex" xmlns:cx1="http://schemas.microsoft.com/office/drawing/2015/9/8/chartex" xmlns:cx2="http://schemas.microsoft.com/office/drawing/2015/10/21/chartex" xmlns:cx3="http://schemas.microsoft.com/office/drawing/2016/5/9/chartex" xmlns:cx4="http://schemas.microsoft.com/office/drawing/2016/5/10/chartex" xmlns:cx5="http://schemas.microsoft.com/office/drawing/2016/5/11/chartex" xmlns:cx6="http://schemas.microsoft.com/office/drawing/2016/5/12/chartex" xmlns:cx7="http://schemas.microsoft.com/office/drawing/2016/5/13/chartex" xmlns:cx8="http://schemas.microsoft.com/office/drawing/2016/5/14/chartex" xmlns:mc="http://schemas.openxmlformats.org/markup-compatibility/2006" xmlns:aink="http://schemas.microsoft.com/office/drawing/2016/ink" xmlns:am3d="http://schemas.microsoft.com/office/drawing/2017/model3d" xmlns:o="urn:schemas-microsoft-com:office:office" xmlns:oel="http://schemas.microsoft.com/office/2019/extlst" xmlns:r="http://schemas.openxmlformats.org/officeDocument/2006/relationships" xmlns:m="http://schemas.openxmlformats.org/officeDocument/2006/math" xmlns:v="urn:schemas-microsoft-com:vml" xmlns:wp14="http://schemas.microsoft.com/office/word/2010/wordprocessingDrawing" xmlns:wp="http://schemas.openxmlformats.org/drawingml/2006/wordprocessingDrawing" xmlns:w10="urn:schemas-microsoft-com:office:word" xmlns:w="http://schemas.openxmlformats.org/wordprocessingml/2006/main" xmlns:w14="http://schemas.microsoft.com/office/word/2010/wordml" xmlns:w15="http://schemas.microsoft.com/office/word/2012/wordml" xmlns:w16cei="http://schemas.microsoft.com/office/word/2026/wordml/cei" xmlns:w16cex="http://schemas.microsoft.com/office/word/2018/wordml/cex" xmlns:w16cid="http://schemas.microsoft.com/office/word/2016/wordml/cid" xmlns:w16="http://schemas.microsoft.com/office/word/2018/wordml" xmlns:w16du="http://schemas.microsoft.com/office/word/2023/wordml/word16du" xmlns:w16sdtdh="http://schemas.microsoft.com/office/word/2020/wordml/sdtdatahash" xmlns:w16sdtfl="http://schemas.microsoft.com/office/word/2024/wordml/sdtformatlock" xmlns:w16se="http://schemas.microsoft.com/office/word/2015/wordml/symex" xmlns:wpg="http://schemas.microsoft.com/office/word/2010/wordprocessingGroup" xmlns:wpi="http://schemas.microsoft.com/office/word/2010/wordprocessingInk" xmlns:wne="http://schemas.microsoft.com/office/word/2006/wordml" xmlns:wps="http://schemas.microsoft.com/office/word/2010/wordprocessingShape" mc:Ignorable="w14 w15 w16se w16cid w16 w16cex w16sdtdh w16sdtfl w16du wp14">
+<w:hdr xmlns:wpc="http://schemas.microsoft.com/office/word/2010/wordprocessingCanvas" xmlns:cx="http://schemas.microsoft.com/office/drawing/2014/chartex" xmlns:cx1="http://schemas.microsoft.com/office/drawing/2015/9/8/chartex" xmlns:cx2="http://schemas.microsoft.com/office/drawing/2015/10/21/chartex" xmlns:cx3="http://schemas.microsoft.com/office/drawing/2016/5/9/chartex" xmlns:cx4="http://schemas.microsoft.com/office/drawing/2016/5/10/chartex" xmlns:cx5="http://schemas.microsoft.com/office/drawing/2016/5/11/chartex" xmlns:cx6="http://schemas.microsoft.com/office/drawing/2016/5/12/chartex" xmlns:cx7="http://schemas.microsoft.com/office/drawing/2016/5/13/chartex" xmlns:cx8="http://schemas.microsoft.com/office/drawing/2016/5/14/chartex" xmlns:mc="http://schemas.openxmlformats.org/markup-compatibility/2006" xmlns:aink="http://schemas.microsoft.com/office/drawing/2016/ink" xmlns:am3d="http://schemas.microsoft.com/office/drawing/2017/model3d" xmlns:o="urn:schemas-microsoft-com:office:office" xmlns:oel="http://schemas.microsoft.com/office/2019/extlst" xmlns:r="http://schemas.openxmlformats.org/officeDocument/2006/relationships" xmlns:m="http://schemas.openxmlformats.org/officeDocument/2006/math" xmlns:v="urn:schemas-microsoft-com:vml" xmlns:wp14="http://schemas.microsoft.com/office/word/2010/wordprocessingDrawing" xmlns:wp="http://schemas.openxmlformats.org/drawingml/2006/wordprocessingDrawing" xmlns:w10="urn:schemas-microsoft-com:office:word" xmlns:w="http://schemas.openxmlformats.org/wordprocessingml/2006/main" xmlns:w14="http://schemas.microsoft.com/office/word/2010/wordml" xmlns:w15="http://schemas.microsoft.com/office/word/2012/wordml" xmlns:w16cex="http://schemas.microsoft.com/office/word/2018/wordml/cex" xmlns:w16cid="http://schemas.microsoft.com/office/word/2016/wordml/cid" xmlns:w16="http://schemas.microsoft.com/office/word/2018/wordml" xmlns:w16du="http://schemas.microsoft.com/office/word/2023/wordml/word16du" xmlns:w16sdtdh="http://schemas.microsoft.com/office/word/2020/wordml/sdtdatahash" xmlns:w16sdtfl="http://schemas.microsoft.com/office/word/2024/wordml/sdtformatlock" xmlns:w16se="http://schemas.microsoft.com/office/word/2015/wordml/symex" xmlns:wpg="http://schemas.microsoft.com/office/word/2010/wordprocessingGroup" xmlns:wpi="http://schemas.microsoft.com/office/word/2010/wordprocessingInk" xmlns:wne="http://schemas.microsoft.com/office/word/2006/wordml" xmlns:wps="http://schemas.microsoft.com/office/word/2010/wordprocessingShape" mc:Ignorable="w14 w15 w16se w16cid w16 w16cex w16sdtdh w16sdtfl w16du wp14">
   <w:p/>
 </w:hdr>
 </file>
 
 <file path=word/numbering.xml><?xml version="1.0" encoding="utf-8"?>
-<w:numbering xmlns:wpc="http://schemas.microsoft.com/office/word/2010/wordprocessingCanvas" xmlns:cx="http://schemas.microsoft.com/office/drawing/2014/chartex" xmlns:cx1="http://schemas.microsoft.com/office/drawing/2015/9/8/chartex" xmlns:cx2="http://schemas.microsoft.com/office/drawing/2015/10/21/chartex" xmlns:cx3="http://schemas.microsoft.com/office/drawing/2016/5/9/chartex" xmlns:cx4="http://schemas.microsoft.com/office/drawing/2016/5/10/chartex" xmlns:cx5="http://schemas.microsoft.com/office/drawing/2016/5/11/chartex" xmlns:cx6="http://schemas.microsoft.com/office/drawing/2016/5/12/chartex" xmlns:cx7="http://schemas.microsoft.com/office/drawing/2016/5/13/chartex" xmlns:cx8="http://schemas.microsoft.com/office/drawing/2016/5/14/chartex" xmlns:mc="http://schemas.openxmlformats.org/markup-compatibility/2006" xmlns:aink="http://schemas.microsoft.com/office/drawing/2016/ink" xmlns:am3d="http://schemas.microsoft.com/office/drawing/2017/model3d" xmlns:o="urn:schemas-microsoft-com:office:office" xmlns:oel="http://schemas.microsoft.com/office/2019/extlst" xmlns:r="http://schemas.openxmlformats.org/officeDocument/2006/relationships" xmlns:m="http://schemas.openxmlformats.org/officeDocument/2006/math" xmlns:v="urn:schemas-microsoft-com:vml" xmlns:wp14="http://schemas.microsoft.com/office/word/2010/wordprocessingDrawing" xmlns:wp="http://schemas.openxmlformats.org/drawingml/2006/wordprocessingDrawing" xmlns:w10="urn:schemas-microsoft-com:office:word" xmlns:w="http://schemas.openxmlformats.org/wordprocessingml/2006/main" xmlns:w14="http://schemas.microsoft.com/office/word/2010/wordml" xmlns:w15="http://schemas.microsoft.com/office/word/2012/wordml" xmlns:w16cei="http://schemas.microsoft.com/office/word/2026/wordml/cei" xmlns:w16cex="http://schemas.microsoft.com/office/word/2018/wordml/cex" xmlns:w16cid="http://schemas.microsoft.com/office/word/2016/wordml/cid" xmlns:w16="http://schemas.microsoft.com/office/word/2018/wordml" xmlns:w16du="http://schemas.microsoft.com/office/word/2023/wordml/word16du" xmlns:w16sdtdh="http://schemas.microsoft.com/office/word/2020/wordml/sdtdatahash" xmlns:w16sdtfl="http://schemas.microsoft.com/office/word/2024/wordml/sdtformatlock" xmlns:w16se="http://schemas.microsoft.com/office/word/2015/wordml/symex" xmlns:wpg="http://schemas.microsoft.com/office/word/2010/wordprocessingGroup" xmlns:wpi="http://schemas.microsoft.com/office/word/2010/wordprocessingInk" xmlns:wne="http://schemas.microsoft.com/office/word/2006/wordml" xmlns:wps="http://schemas.microsoft.com/office/word/2010/wordprocessingShape" mc:Ignorable="w14 w15 w16se w16cid w16 w16cex w16sdtdh w16sdtfl w16du wp14">
+<w:numbering xmlns:wpc="http://schemas.microsoft.com/office/word/2010/wordprocessingCanvas" xmlns:cx="http://schemas.microsoft.com/office/drawing/2014/chartex" xmlns:cx1="http://schemas.microsoft.com/office/drawing/2015/9/8/chartex" xmlns:cx2="http://schemas.microsoft.com/office/drawing/2015/10/21/chartex" xmlns:cx3="http://schemas.microsoft.com/office/drawing/2016/5/9/chartex" xmlns:cx4="http://schemas.microsoft.com/office/drawing/2016/5/10/chartex" xmlns:cx5="http://schemas.microsoft.com/office/drawing/2016/5/11/chartex" xmlns:cx6="http://schemas.microsoft.com/office/drawing/2016/5/12/chartex" xmlns:cx7="http://schemas.microsoft.com/office/drawing/2016/5/13/chartex" xmlns:cx8="http://schemas.microsoft.com/office/drawing/2016/5/14/chartex" xmlns:mc="http://schemas.openxmlformats.org/markup-compatibility/2006" xmlns:aink="http://schemas.microsoft.com/office/drawing/2016/ink" xmlns:am3d="http://schemas.microsoft.com/office/drawing/2017/model3d" xmlns:o="urn:schemas-microsoft-com:office:office" xmlns:oel="http://schemas.microsoft.com/office/2019/extlst" xmlns:r="http://schemas.openxmlformats.org/officeDocument/2006/relationships" xmlns:m="http://schemas.openxmlformats.org/officeDocument/2006/math" xmlns:v="urn:schemas-microsoft-com:vml" xmlns:wp14="http://schemas.microsoft.com/office/word/2010/wordprocessingDrawing" xmlns:wp="http://schemas.openxmlformats.org/drawingml/2006/wordprocessingDrawing" xmlns:w10="urn:schemas-microsoft-com:office:word" xmlns:w="http://schemas.openxmlformats.org/wordprocessingml/2006/main" xmlns:w14="http://schemas.microsoft.com/office/word/2010/wordml" xmlns:w15="http://schemas.microsoft.com/office/word/2012/wordml" xmlns:w16cex="http://schemas.microsoft.com/office/word/2018/wordml/cex" xmlns:w16cid="http://schemas.microsoft.com/office/word/2016/wordml/cid" xmlns:w16="http://schemas.microsoft.com/office/word/2018/wordml" xmlns:w16du="http://schemas.microsoft.com/office/word/2023/wordml/word16du" xmlns:w16sdtdh="http://schemas.microsoft.com/office/word/2020/wordml/sdtdatahash" xmlns:w16sdtfl="http://schemas.microsoft.com/office/word/2024/wordml/sdtformatlock" xmlns:w16se="http://schemas.microsoft.com/office/word/2015/wordml/symex" xmlns:wpg="http://schemas.microsoft.com/office/word/2010/wordprocessingGroup" xmlns:wpi="http://schemas.microsoft.com/office/word/2010/wordprocessingInk" xmlns:wne="http://schemas.microsoft.com/office/word/2006/wordml" xmlns:wps="http://schemas.microsoft.com/office/word/2010/wordprocessingShape" mc:Ignorable="w14 w15 w16se w16cid w16 w16cex w16sdtdh w16sdtfl w16du wp14">
   <w:abstractNum w:abstractNumId="0" w15:restartNumberingAfterBreak="0">
-    <w:nsid w:val="14680BEF"/>
+    <w:nsid w:val="1C424A8B"/>
     <w:multiLevelType w:val="hybridMultilevel"/>
-    <w:tmpl w:val="F3689BC4"/>
-    <w:lvl w:ilvl="0" w:tplc="3CF025D6">
+    <w:tmpl w:val="EA2EA78C"/>
+    <w:lvl w:ilvl="0" w:tplc="21D093B8">
       <w:start w:val="1"/>
       <w:numFmt w:val="bullet"/>
       <w:lvlText w:val="●"/>
@@ -15646,7 +15642,7 @@
         <w:szCs w:val="14"/>
       </w:rPr>
     </w:lvl>
-    <w:lvl w:ilvl="1" w:tplc="C7B62944">
+    <w:lvl w:ilvl="1" w:tplc="934E8864">
       <w:start w:val="1"/>
       <w:numFmt w:val="bullet"/>
       <w:lvlText w:val="–"/>
@@ -15659,133 +15655,47 @@
         <w:color w:val="0A5D65"/>
       </w:rPr>
     </w:lvl>
-    <w:lvl w:ilvl="2" w:tplc="78EC63F6">
+    <w:lvl w:ilvl="2" w:tplc="D9F6445E">
       <w:numFmt w:val="decimal"/>
       <w:lvlText w:val=""/>
       <w:lvlJc w:val="left"/>
     </w:lvl>
-    <w:lvl w:ilvl="3" w:tplc="689EFD8C">
+    <w:lvl w:ilvl="3" w:tplc="60447C2A">
       <w:numFmt w:val="decimal"/>
       <w:lvlText w:val=""/>
       <w:lvlJc w:val="left"/>
     </w:lvl>
-    <w:lvl w:ilvl="4" w:tplc="6A5263E0">
+    <w:lvl w:ilvl="4" w:tplc="D4B486B8">
       <w:numFmt w:val="decimal"/>
       <w:lvlText w:val=""/>
       <w:lvlJc w:val="left"/>
     </w:lvl>
-    <w:lvl w:ilvl="5" w:tplc="FD762ED6">
+    <w:lvl w:ilvl="5" w:tplc="ACC0B156">
       <w:numFmt w:val="decimal"/>
       <w:lvlText w:val=""/>
       <w:lvlJc w:val="left"/>
     </w:lvl>
-    <w:lvl w:ilvl="6" w:tplc="2AB0EA52">
+    <w:lvl w:ilvl="6" w:tplc="AA9CBEB2">
       <w:numFmt w:val="decimal"/>
       <w:lvlText w:val=""/>
       <w:lvlJc w:val="left"/>
     </w:lvl>
-    <w:lvl w:ilvl="7" w:tplc="0742B13E">
+    <w:lvl w:ilvl="7" w:tplc="27E610DE">
       <w:numFmt w:val="decimal"/>
       <w:lvlText w:val=""/>
       <w:lvlJc w:val="left"/>
     </w:lvl>
-    <w:lvl w:ilvl="8" w:tplc="36FCDA3C">
+    <w:lvl w:ilvl="8" w:tplc="77428ACC">
       <w:numFmt w:val="decimal"/>
       <w:lvlText w:val=""/>
       <w:lvlJc w:val="left"/>
     </w:lvl>
   </w:abstractNum>
   <w:abstractNum w:abstractNumId="1" w15:restartNumberingAfterBreak="0">
-    <w:nsid w:val="315A7578"/>
+    <w:nsid w:val="2B92408C"/>
     <w:multiLevelType w:val="hybridMultilevel"/>
-    <w:tmpl w:val="0292F4C2"/>
-    <w:lvl w:ilvl="0" w:tplc="40767E34">
-      <w:start w:val="1"/>
-      <w:numFmt w:val="bullet"/>
-      <w:lvlText w:val="●"/>
-      <w:lvlJc w:val="left"/>
-      <w:pPr>
-        <w:ind w:left="720" w:hanging="360"/>
-      </w:pPr>
-    </w:lvl>
-    <w:lvl w:ilvl="1" w:tplc="EE689AB0">
-      <w:start w:val="1"/>
-      <w:numFmt w:val="bullet"/>
-      <w:lvlText w:val="○"/>
-      <w:lvlJc w:val="left"/>
-      <w:pPr>
-        <w:ind w:left="1440" w:hanging="360"/>
-      </w:pPr>
-    </w:lvl>
-    <w:lvl w:ilvl="2" w:tplc="EF1EF3D2">
-      <w:start w:val="1"/>
-      <w:numFmt w:val="bullet"/>
-      <w:lvlText w:val="■"/>
-      <w:lvlJc w:val="left"/>
-      <w:pPr>
-        <w:ind w:left="2160" w:hanging="360"/>
-      </w:pPr>
-    </w:lvl>
-    <w:lvl w:ilvl="3" w:tplc="612EBF8C">
-      <w:start w:val="1"/>
-      <w:numFmt w:val="bullet"/>
-      <w:lvlText w:val="●"/>
-      <w:lvlJc w:val="left"/>
-      <w:pPr>
-        <w:ind w:left="2880" w:hanging="360"/>
-      </w:pPr>
-    </w:lvl>
-    <w:lvl w:ilvl="4" w:tplc="F1B68E8C">
-      <w:start w:val="1"/>
-      <w:numFmt w:val="bullet"/>
-      <w:lvlText w:val="○"/>
-      <w:lvlJc w:val="left"/>
-      <w:pPr>
-        <w:ind w:left="3600" w:hanging="360"/>
-      </w:pPr>
-    </w:lvl>
-    <w:lvl w:ilvl="5" w:tplc="2A4AA56E">
-      <w:start w:val="1"/>
-      <w:numFmt w:val="bullet"/>
-      <w:lvlText w:val="■"/>
-      <w:lvlJc w:val="left"/>
-      <w:pPr>
-        <w:ind w:left="4320" w:hanging="360"/>
-      </w:pPr>
-    </w:lvl>
-    <w:lvl w:ilvl="6" w:tplc="F3DE5266">
-      <w:start w:val="1"/>
-      <w:numFmt w:val="bullet"/>
-      <w:lvlText w:val="●"/>
-      <w:lvlJc w:val="left"/>
-      <w:pPr>
-        <w:ind w:left="5040" w:hanging="360"/>
-      </w:pPr>
-    </w:lvl>
-    <w:lvl w:ilvl="7" w:tplc="6706C1D4">
-      <w:start w:val="1"/>
-      <w:numFmt w:val="bullet"/>
-      <w:lvlText w:val="●"/>
-      <w:lvlJc w:val="left"/>
-      <w:pPr>
-        <w:ind w:left="5760" w:hanging="360"/>
-      </w:pPr>
-    </w:lvl>
-    <w:lvl w:ilvl="8" w:tplc="7D0CAD50">
-      <w:start w:val="1"/>
-      <w:numFmt w:val="bullet"/>
-      <w:lvlText w:val="●"/>
-      <w:lvlJc w:val="left"/>
-      <w:pPr>
-        <w:ind w:left="6480" w:hanging="360"/>
-      </w:pPr>
-    </w:lvl>
-  </w:abstractNum>
-  <w:abstractNum w:abstractNumId="2" w15:restartNumberingAfterBreak="0">
-    <w:nsid w:val="79684D6B"/>
-    <w:multiLevelType w:val="hybridMultilevel"/>
-    <w:tmpl w:val="71D0D792"/>
-    <w:lvl w:ilvl="0" w:tplc="7CBEEC90">
+    <w:tmpl w:val="D32244CE"/>
+    <w:lvl w:ilvl="0" w:tplc="F872C23A">
       <w:start w:val="1"/>
       <w:numFmt w:val="decimal"/>
       <w:lvlText w:val="%1."/>
@@ -15800,7 +15710,7 @@
         <w:color w:val="DC3230"/>
       </w:rPr>
     </w:lvl>
-    <w:lvl w:ilvl="1" w:tplc="F75038F0">
+    <w:lvl w:ilvl="1" w:tplc="D0C48424">
       <w:start w:val="1"/>
       <w:numFmt w:val="lowerLetter"/>
       <w:lvlText w:val="%2."/>
@@ -15815,91 +15725,177 @@
         <w:color w:val="0A5D65"/>
       </w:rPr>
     </w:lvl>
-    <w:lvl w:ilvl="2" w:tplc="E1309B08">
+    <w:lvl w:ilvl="2" w:tplc="D1542474">
       <w:numFmt w:val="decimal"/>
       <w:lvlText w:val=""/>
       <w:lvlJc w:val="left"/>
     </w:lvl>
-    <w:lvl w:ilvl="3" w:tplc="09AA068C">
+    <w:lvl w:ilvl="3" w:tplc="CF4E9CDA">
       <w:numFmt w:val="decimal"/>
       <w:lvlText w:val=""/>
       <w:lvlJc w:val="left"/>
     </w:lvl>
-    <w:lvl w:ilvl="4" w:tplc="8DE63590">
+    <w:lvl w:ilvl="4" w:tplc="F7E4AB96">
       <w:numFmt w:val="decimal"/>
       <w:lvlText w:val=""/>
       <w:lvlJc w:val="left"/>
     </w:lvl>
-    <w:lvl w:ilvl="5" w:tplc="230A9298">
+    <w:lvl w:ilvl="5" w:tplc="4E42993E">
       <w:numFmt w:val="decimal"/>
       <w:lvlText w:val=""/>
       <w:lvlJc w:val="left"/>
     </w:lvl>
-    <w:lvl w:ilvl="6" w:tplc="52388B28">
+    <w:lvl w:ilvl="6" w:tplc="458EACA0">
       <w:numFmt w:val="decimal"/>
       <w:lvlText w:val=""/>
       <w:lvlJc w:val="left"/>
     </w:lvl>
-    <w:lvl w:ilvl="7" w:tplc="00586C3C">
+    <w:lvl w:ilvl="7" w:tplc="08E80038">
       <w:numFmt w:val="decimal"/>
       <w:lvlText w:val=""/>
       <w:lvlJc w:val="left"/>
     </w:lvl>
-    <w:lvl w:ilvl="8" w:tplc="C088B686">
+    <w:lvl w:ilvl="8" w:tplc="BDACE844">
       <w:numFmt w:val="decimal"/>
       <w:lvlText w:val=""/>
       <w:lvlJc w:val="left"/>
     </w:lvl>
   </w:abstractNum>
-  <w:num w:numId="1" w16cid:durableId="636107176">
+  <w:abstractNum w:abstractNumId="2" w15:restartNumberingAfterBreak="0">
+    <w:nsid w:val="7F970681"/>
+    <w:multiLevelType w:val="hybridMultilevel"/>
+    <w:tmpl w:val="08A29A98"/>
+    <w:lvl w:ilvl="0" w:tplc="66DECB14">
+      <w:start w:val="1"/>
+      <w:numFmt w:val="bullet"/>
+      <w:lvlText w:val="●"/>
+      <w:lvlJc w:val="left"/>
+      <w:pPr>
+        <w:ind w:left="720" w:hanging="360"/>
+      </w:pPr>
+    </w:lvl>
+    <w:lvl w:ilvl="1" w:tplc="760AFCDE">
+      <w:start w:val="1"/>
+      <w:numFmt w:val="bullet"/>
+      <w:lvlText w:val="○"/>
+      <w:lvlJc w:val="left"/>
+      <w:pPr>
+        <w:ind w:left="1440" w:hanging="360"/>
+      </w:pPr>
+    </w:lvl>
+    <w:lvl w:ilvl="2" w:tplc="87706002">
+      <w:start w:val="1"/>
+      <w:numFmt w:val="bullet"/>
+      <w:lvlText w:val="■"/>
+      <w:lvlJc w:val="left"/>
+      <w:pPr>
+        <w:ind w:left="2160" w:hanging="360"/>
+      </w:pPr>
+    </w:lvl>
+    <w:lvl w:ilvl="3" w:tplc="C8C23C2E">
+      <w:start w:val="1"/>
+      <w:numFmt w:val="bullet"/>
+      <w:lvlText w:val="●"/>
+      <w:lvlJc w:val="left"/>
+      <w:pPr>
+        <w:ind w:left="2880" w:hanging="360"/>
+      </w:pPr>
+    </w:lvl>
+    <w:lvl w:ilvl="4" w:tplc="44E2F1A0">
+      <w:start w:val="1"/>
+      <w:numFmt w:val="bullet"/>
+      <w:lvlText w:val="○"/>
+      <w:lvlJc w:val="left"/>
+      <w:pPr>
+        <w:ind w:left="3600" w:hanging="360"/>
+      </w:pPr>
+    </w:lvl>
+    <w:lvl w:ilvl="5" w:tplc="11567F62">
+      <w:start w:val="1"/>
+      <w:numFmt w:val="bullet"/>
+      <w:lvlText w:val="■"/>
+      <w:lvlJc w:val="left"/>
+      <w:pPr>
+        <w:ind w:left="4320" w:hanging="360"/>
+      </w:pPr>
+    </w:lvl>
+    <w:lvl w:ilvl="6" w:tplc="6016BAB8">
+      <w:start w:val="1"/>
+      <w:numFmt w:val="bullet"/>
+      <w:lvlText w:val="●"/>
+      <w:lvlJc w:val="left"/>
+      <w:pPr>
+        <w:ind w:left="5040" w:hanging="360"/>
+      </w:pPr>
+    </w:lvl>
+    <w:lvl w:ilvl="7" w:tplc="A6A0C898">
+      <w:start w:val="1"/>
+      <w:numFmt w:val="bullet"/>
+      <w:lvlText w:val="●"/>
+      <w:lvlJc w:val="left"/>
+      <w:pPr>
+        <w:ind w:left="5760" w:hanging="360"/>
+      </w:pPr>
+    </w:lvl>
+    <w:lvl w:ilvl="8" w:tplc="1FEE51FE">
+      <w:start w:val="1"/>
+      <w:numFmt w:val="bullet"/>
+      <w:lvlText w:val="●"/>
+      <w:lvlJc w:val="left"/>
+      <w:pPr>
+        <w:ind w:left="6480" w:hanging="360"/>
+      </w:pPr>
+    </w:lvl>
+  </w:abstractNum>
+  <w:num w:numId="1" w16cid:durableId="498930766">
+    <w:abstractNumId w:val="2"/>
+    <w:lvlOverride w:ilvl="0">
+      <w:startOverride w:val="1"/>
+    </w:lvlOverride>
+  </w:num>
+  <w:num w:numId="2" w16cid:durableId="1106582584">
     <w:abstractNumId w:val="1"/>
     <w:lvlOverride w:ilvl="0">
       <w:startOverride w:val="1"/>
     </w:lvlOverride>
   </w:num>
-  <w:num w:numId="2" w16cid:durableId="89663340">
-    <w:abstractNumId w:val="2"/>
+  <w:num w:numId="3" w16cid:durableId="51317518">
+    <w:abstractNumId w:val="1"/>
     <w:lvlOverride w:ilvl="0">
       <w:startOverride w:val="1"/>
     </w:lvlOverride>
   </w:num>
-  <w:num w:numId="3" w16cid:durableId="1270160548">
-    <w:abstractNumId w:val="2"/>
+  <w:num w:numId="4" w16cid:durableId="962658985">
+    <w:abstractNumId w:val="1"/>
     <w:lvlOverride w:ilvl="0">
       <w:startOverride w:val="1"/>
     </w:lvlOverride>
   </w:num>
-  <w:num w:numId="4" w16cid:durableId="258678546">
-    <w:abstractNumId w:val="2"/>
+  <w:num w:numId="5" w16cid:durableId="1179586986">
+    <w:abstractNumId w:val="1"/>
     <w:lvlOverride w:ilvl="0">
       <w:startOverride w:val="1"/>
     </w:lvlOverride>
   </w:num>
-  <w:num w:numId="5" w16cid:durableId="2000844277">
-    <w:abstractNumId w:val="2"/>
+  <w:num w:numId="6" w16cid:durableId="251161800">
+    <w:abstractNumId w:val="1"/>
     <w:lvlOverride w:ilvl="0">
       <w:startOverride w:val="1"/>
     </w:lvlOverride>
   </w:num>
-  <w:num w:numId="6" w16cid:durableId="1818184777">
-    <w:abstractNumId w:val="2"/>
+  <w:num w:numId="7" w16cid:durableId="1789349425">
+    <w:abstractNumId w:val="1"/>
     <w:lvlOverride w:ilvl="0">
       <w:startOverride w:val="1"/>
     </w:lvlOverride>
   </w:num>
-  <w:num w:numId="7" w16cid:durableId="1921136957">
-    <w:abstractNumId w:val="2"/>
+  <w:num w:numId="8" w16cid:durableId="1764571648">
+    <w:abstractNumId w:val="1"/>
     <w:lvlOverride w:ilvl="0">
       <w:startOverride w:val="1"/>
     </w:lvlOverride>
   </w:num>
-  <w:num w:numId="8" w16cid:durableId="1380589612">
-    <w:abstractNumId w:val="2"/>
-    <w:lvlOverride w:ilvl="0">
-      <w:startOverride w:val="1"/>
-    </w:lvlOverride>
-  </w:num>
-  <w:num w:numId="9" w16cid:durableId="75173354">
+  <w:num w:numId="9" w16cid:durableId="1982809746">
     <w:abstractNumId w:val="0"/>
     <w:lvlOverride w:ilvl="0">
       <w:startOverride w:val="1"/>
@@ -16545,7 +16541,7 @@
     <w:autoRedefine/>
     <w:uiPriority w:val="39"/>
     <w:unhideWhenUsed/>
-    <w:rsid w:val="001E6D4A"/>
+    <w:rsid w:val="00C526A0"/>
     <w:pPr>
       <w:spacing w:after="100"/>
     </w:pPr>
@@ -16557,7 +16553,7 @@
     <w:autoRedefine/>
     <w:uiPriority w:val="39"/>
     <w:unhideWhenUsed/>
-    <w:rsid w:val="001E6D4A"/>
+    <w:rsid w:val="00C526A0"/>
     <w:pPr>
       <w:spacing w:after="100"/>
       <w:ind w:left="210"/>

--- a/docs/word/07-Runbook-Operativo.docx
+++ b/docs/word/07-Runbook-Operativo.docx
@@ -11,7 +11,7 @@
           <w:noProof/>
         </w:rPr>
         <w:drawing>
-          <wp:inline distT="0" distB="0" distL="0" distR="0" wp14:anchorId="3D54DA21" wp14:editId="7B40F13C">
+          <wp:inline distT="0" distB="0" distL="0" distR="0" wp14:anchorId="63158654" wp14:editId="4BCF2FD0">
             <wp:extent cx="1981200" cy="771525"/>
             <wp:effectExtent l="0" t="0" r="0" b="0"/>
             <wp:docPr id="1" name="Immagine 1"/>
@@ -298,11 +298,15 @@
           <w:p>
             <w:pPr>
               <w:spacing w:after="0" w:line="264" w:lineRule="auto"/>
+              <w:rPr>
+                <w:lang w:val="fr-FR"/>
+              </w:rPr>
             </w:pPr>
             <w:r>
               <w:rPr>
                 <w:sz w:val="19"/>
                 <w:szCs w:val="19"/>
+                <w:lang w:val="fr-FR"/>
               </w:rPr>
               <w:t>Guest Portal — Cisco Catalyst 9800 Guest Management Desk</w:t>
             </w:r>
@@ -343,7 +347,7 @@
                 <w:sz w:val="19"/>
                 <w:szCs w:val="19"/>
               </w:rPr>
-              <w:t>Documento</w:t>
+              <w:t>Indirizzo (produzione)</w:t>
             </w:r>
           </w:p>
         </w:tc>
@@ -374,7 +378,7 @@
                 <w:sz w:val="19"/>
                 <w:szCs w:val="19"/>
               </w:rPr>
-              <w:t>OPS — Runbook operativo</w:t>
+              <w:t>https://guestportal.dompe.com</w:t>
             </w:r>
           </w:p>
         </w:tc>
@@ -413,7 +417,7 @@
                 <w:sz w:val="19"/>
                 <w:szCs w:val="19"/>
               </w:rPr>
-              <w:t>Versione</w:t>
+              <w:t>Documento</w:t>
             </w:r>
           </w:p>
         </w:tc>
@@ -444,7 +448,7 @@
                 <w:sz w:val="19"/>
                 <w:szCs w:val="19"/>
               </w:rPr>
-              <w:t>1.0</w:t>
+              <w:t>OPS — Runbook operativo</w:t>
             </w:r>
           </w:p>
         </w:tc>
@@ -483,7 +487,7 @@
                 <w:sz w:val="19"/>
                 <w:szCs w:val="19"/>
               </w:rPr>
-              <w:t>Data di emissione</w:t>
+              <w:t>Versione</w:t>
             </w:r>
           </w:p>
         </w:tc>
@@ -514,7 +518,7 @@
                 <w:sz w:val="19"/>
                 <w:szCs w:val="19"/>
               </w:rPr>
-              <w:t>22 settembre 2026</w:t>
+              <w:t>1.0</w:t>
             </w:r>
           </w:p>
         </w:tc>
@@ -553,7 +557,7 @@
                 <w:sz w:val="19"/>
                 <w:szCs w:val="19"/>
               </w:rPr>
-              <w:t>Stato</w:t>
+              <w:t>Data di emissione</w:t>
             </w:r>
           </w:p>
         </w:tc>
@@ -584,7 +588,7 @@
                 <w:sz w:val="19"/>
                 <w:szCs w:val="19"/>
               </w:rPr>
-              <w:t>Emesso</w:t>
+              <w:t>25 settembre 2026</w:t>
             </w:r>
           </w:p>
         </w:tc>
@@ -623,7 +627,7 @@
                 <w:sz w:val="19"/>
                 <w:szCs w:val="19"/>
               </w:rPr>
-              <w:t>Destinatari</w:t>
+              <w:t>Stato</w:t>
             </w:r>
           </w:p>
         </w:tc>
@@ -654,7 +658,7 @@
                 <w:sz w:val="19"/>
                 <w:szCs w:val="19"/>
               </w:rPr>
-              <w:t>IT Infrastructure, Cloud Operations, Service Desk</w:t>
+              <w:t>Emesso</w:t>
             </w:r>
           </w:p>
         </w:tc>
@@ -693,7 +697,7 @@
                 <w:sz w:val="19"/>
                 <w:szCs w:val="19"/>
               </w:rPr>
-              <w:t>Classificazione</w:t>
+              <w:t>Destinatari</w:t>
             </w:r>
           </w:p>
         </w:tc>
@@ -724,7 +728,7 @@
                 <w:sz w:val="19"/>
                 <w:szCs w:val="19"/>
               </w:rPr>
-              <w:t>Uso interno</w:t>
+              <w:t>IT Infrastructure, Cloud Operations, Service Desk</w:t>
             </w:r>
           </w:p>
         </w:tc>
@@ -763,7 +767,7 @@
                 <w:sz w:val="19"/>
                 <w:szCs w:val="19"/>
               </w:rPr>
-              <w:t>Repository di riferimento</w:t>
+              <w:t>Classificazione</w:t>
             </w:r>
           </w:p>
         </w:tc>
@@ -794,7 +798,7 @@
                 <w:sz w:val="19"/>
                 <w:szCs w:val="19"/>
               </w:rPr>
-              <w:t>github.com/ACF-Dompe/Centralino</w:t>
+              <w:t>Uso interno</w:t>
             </w:r>
           </w:p>
         </w:tc>
@@ -833,6 +837,76 @@
                 <w:sz w:val="19"/>
                 <w:szCs w:val="19"/>
               </w:rPr>
+              <w:t>Repository di riferimento</w:t>
+            </w:r>
+          </w:p>
+        </w:tc>
+        <w:tc>
+          <w:tcPr>
+            <w:tcW w:w="6747" w:type="dxa"/>
+            <w:tcBorders>
+              <w:top w:val="single" w:sz="4" w:space="0" w:color="D9D9D9"/>
+              <w:left w:val="single" w:sz="4" w:space="0" w:color="D9D9D9"/>
+              <w:bottom w:val="single" w:sz="4" w:space="0" w:color="D9D9D9"/>
+              <w:right w:val="single" w:sz="4" w:space="0" w:color="D9D9D9"/>
+            </w:tcBorders>
+            <w:shd w:val="clear" w:color="auto" w:fill="FFFFFF"/>
+            <w:tcMar>
+              <w:top w:w="70" w:type="dxa"/>
+              <w:left w:w="110" w:type="dxa"/>
+              <w:bottom w:w="70" w:type="dxa"/>
+              <w:right w:w="110" w:type="dxa"/>
+            </w:tcMar>
+            <w:vAlign w:val="center"/>
+          </w:tcPr>
+          <w:p>
+            <w:pPr>
+              <w:spacing w:after="0" w:line="264" w:lineRule="auto"/>
+            </w:pPr>
+            <w:r>
+              <w:rPr>
+                <w:sz w:val="19"/>
+                <w:szCs w:val="19"/>
+              </w:rPr>
+              <w:t>github.com/ACF-Dompe/Centralino</w:t>
+            </w:r>
+          </w:p>
+        </w:tc>
+      </w:tr>
+      <w:tr>
+        <w:tblPrEx>
+          <w:tblCellMar>
+            <w:top w:w="0" w:type="dxa"/>
+            <w:bottom w:w="0" w:type="dxa"/>
+          </w:tblCellMar>
+        </w:tblPrEx>
+        <w:tc>
+          <w:tcPr>
+            <w:tcW w:w="2891" w:type="dxa"/>
+            <w:tcBorders>
+              <w:top w:val="single" w:sz="4" w:space="0" w:color="D9D9D9"/>
+              <w:left w:val="single" w:sz="4" w:space="0" w:color="D9D9D9"/>
+              <w:bottom w:val="single" w:sz="4" w:space="0" w:color="D9D9D9"/>
+              <w:right w:val="single" w:sz="4" w:space="0" w:color="D9D9D9"/>
+            </w:tcBorders>
+            <w:shd w:val="clear" w:color="auto" w:fill="F0F0F0"/>
+            <w:tcMar>
+              <w:top w:w="70" w:type="dxa"/>
+              <w:left w:w="110" w:type="dxa"/>
+              <w:bottom w:w="70" w:type="dxa"/>
+              <w:right w:w="110" w:type="dxa"/>
+            </w:tcMar>
+            <w:vAlign w:val="center"/>
+          </w:tcPr>
+          <w:p>
+            <w:pPr>
+              <w:spacing w:after="0" w:line="264" w:lineRule="auto"/>
+            </w:pPr>
+            <w:r>
+              <w:rPr>
+                <w:sz w:val="19"/>
+                <w:szCs w:val="19"/>
+              </w:rPr>
               <w:t>Revisione del codice</w:t>
             </w:r>
           </w:p>
@@ -846,7 +920,7 @@
               <w:bottom w:val="single" w:sz="4" w:space="0" w:color="D9D9D9"/>
               <w:right w:val="single" w:sz="4" w:space="0" w:color="D9D9D9"/>
             </w:tcBorders>
-            <w:shd w:val="clear" w:color="auto" w:fill="FFFFFF"/>
+            <w:shd w:val="clear" w:color="auto" w:fill="F0F0F0"/>
             <w:tcMar>
               <w:top w:w="70" w:type="dxa"/>
               <w:left w:w="110" w:type="dxa"/>
@@ -896,7 +970,7 @@
     <w:sdt>
       <w:sdtPr>
         <w:alias w:val="Indice"/>
-        <w:id w:val="636528605"/>
+        <w:id w:val="-149912658"/>
       </w:sdtPr>
       <w:sdtContent>
         <w:p>
@@ -918,7 +992,7 @@
           <w:r>
             <w:fldChar w:fldCharType="separate"/>
           </w:r>
-          <w:hyperlink w:anchor="_Toc240987702" w:history="1">
+          <w:hyperlink w:anchor="_Toc241222282" w:history="1">
             <w:r>
               <w:rPr>
                 <w:rStyle w:val="Collegamentoipertestuale"/>
@@ -942,7 +1016,7 @@
               <w:rPr>
                 <w:noProof/>
               </w:rPr>
-              <w:instrText xml:space="preserve"> PAGEREF _Toc240987702 \h </w:instrText>
+              <w:instrText xml:space="preserve"> PAGEREF _Toc241222282 \h </w:instrText>
             </w:r>
             <w:r>
               <w:rPr>
@@ -979,7 +1053,7 @@
               <w:noProof/>
             </w:rPr>
           </w:pPr>
-          <w:hyperlink w:anchor="_Toc240987703" w:history="1">
+          <w:hyperlink w:anchor="_Toc241222283" w:history="1">
             <w:r>
               <w:rPr>
                 <w:rStyle w:val="Collegamentoipertestuale"/>
@@ -1003,7 +1077,7 @@
               <w:rPr>
                 <w:noProof/>
               </w:rPr>
-              <w:instrText xml:space="preserve"> PAGEREF _Toc240987703 \h </w:instrText>
+              <w:instrText xml:space="preserve"> PAGEREF _Toc241222283 \h </w:instrText>
             </w:r>
             <w:r>
               <w:rPr>
@@ -1040,7 +1114,7 @@
               <w:noProof/>
             </w:rPr>
           </w:pPr>
-          <w:hyperlink w:anchor="_Toc240987704" w:history="1">
+          <w:hyperlink w:anchor="_Toc241222284" w:history="1">
             <w:r>
               <w:rPr>
                 <w:rStyle w:val="Collegamentoipertestuale"/>
@@ -1064,7 +1138,7 @@
               <w:rPr>
                 <w:noProof/>
               </w:rPr>
-              <w:instrText xml:space="preserve"> PAGEREF _Toc240987704 \h </w:instrText>
+              <w:instrText xml:space="preserve"> PAGEREF _Toc241222284 \h </w:instrText>
             </w:r>
             <w:r>
               <w:rPr>
@@ -1101,7 +1175,7 @@
               <w:noProof/>
             </w:rPr>
           </w:pPr>
-          <w:hyperlink w:anchor="_Toc240987705" w:history="1">
+          <w:hyperlink w:anchor="_Toc241222285" w:history="1">
             <w:r>
               <w:rPr>
                 <w:rStyle w:val="Collegamentoipertestuale"/>
@@ -1125,7 +1199,7 @@
               <w:rPr>
                 <w:noProof/>
               </w:rPr>
-              <w:instrText xml:space="preserve"> PAGEREF _Toc240987705 \h </w:instrText>
+              <w:instrText xml:space="preserve"> PAGEREF _Toc241222285 \h </w:instrText>
             </w:r>
             <w:r>
               <w:rPr>
@@ -1162,7 +1236,7 @@
               <w:noProof/>
             </w:rPr>
           </w:pPr>
-          <w:hyperlink w:anchor="_Toc240987706" w:history="1">
+          <w:hyperlink w:anchor="_Toc241222286" w:history="1">
             <w:r>
               <w:rPr>
                 <w:rStyle w:val="Collegamentoipertestuale"/>
@@ -1186,7 +1260,7 @@
               <w:rPr>
                 <w:noProof/>
               </w:rPr>
-              <w:instrText xml:space="preserve"> PAGEREF _Toc240987706 \h </w:instrText>
+              <w:instrText xml:space="preserve"> PAGEREF _Toc241222286 \h </w:instrText>
             </w:r>
             <w:r>
               <w:rPr>
@@ -1223,7 +1297,7 @@
               <w:noProof/>
             </w:rPr>
           </w:pPr>
-          <w:hyperlink w:anchor="_Toc240987707" w:history="1">
+          <w:hyperlink w:anchor="_Toc241222287" w:history="1">
             <w:r>
               <w:rPr>
                 <w:rStyle w:val="Collegamentoipertestuale"/>
@@ -1247,7 +1321,7 @@
               <w:rPr>
                 <w:noProof/>
               </w:rPr>
-              <w:instrText xml:space="preserve"> PAGEREF _Toc240987707 \h </w:instrText>
+              <w:instrText xml:space="preserve"> PAGEREF _Toc241222287 \h </w:instrText>
             </w:r>
             <w:r>
               <w:rPr>
@@ -1284,7 +1358,7 @@
               <w:noProof/>
             </w:rPr>
           </w:pPr>
-          <w:hyperlink w:anchor="_Toc240987708" w:history="1">
+          <w:hyperlink w:anchor="_Toc241222288" w:history="1">
             <w:r>
               <w:rPr>
                 <w:rStyle w:val="Collegamentoipertestuale"/>
@@ -1308,7 +1382,7 @@
               <w:rPr>
                 <w:noProof/>
               </w:rPr>
-              <w:instrText xml:space="preserve"> PAGEREF _Toc240987708 \h </w:instrText>
+              <w:instrText xml:space="preserve"> PAGEREF _Toc241222288 \h </w:instrText>
             </w:r>
             <w:r>
               <w:rPr>
@@ -1345,7 +1419,7 @@
               <w:noProof/>
             </w:rPr>
           </w:pPr>
-          <w:hyperlink w:anchor="_Toc240987709" w:history="1">
+          <w:hyperlink w:anchor="_Toc241222289" w:history="1">
             <w:r>
               <w:rPr>
                 <w:rStyle w:val="Collegamentoipertestuale"/>
@@ -1369,7 +1443,7 @@
               <w:rPr>
                 <w:noProof/>
               </w:rPr>
-              <w:instrText xml:space="preserve"> PAGEREF _Toc240987709 \h </w:instrText>
+              <w:instrText xml:space="preserve"> PAGEREF _Toc241222289 \h </w:instrText>
             </w:r>
             <w:r>
               <w:rPr>
@@ -1406,7 +1480,7 @@
               <w:noProof/>
             </w:rPr>
           </w:pPr>
-          <w:hyperlink w:anchor="_Toc240987710" w:history="1">
+          <w:hyperlink w:anchor="_Toc241222290" w:history="1">
             <w:r>
               <w:rPr>
                 <w:rStyle w:val="Collegamentoipertestuale"/>
@@ -1430,7 +1504,7 @@
               <w:rPr>
                 <w:noProof/>
               </w:rPr>
-              <w:instrText xml:space="preserve"> PAGEREF _Toc240987710 \h </w:instrText>
+              <w:instrText xml:space="preserve"> PAGEREF _Toc241222290 \h </w:instrText>
             </w:r>
             <w:r>
               <w:rPr>
@@ -1467,7 +1541,7 @@
               <w:noProof/>
             </w:rPr>
           </w:pPr>
-          <w:hyperlink w:anchor="_Toc240987711" w:history="1">
+          <w:hyperlink w:anchor="_Toc241222291" w:history="1">
             <w:r>
               <w:rPr>
                 <w:rStyle w:val="Collegamentoipertestuale"/>
@@ -1491,7 +1565,7 @@
               <w:rPr>
                 <w:noProof/>
               </w:rPr>
-              <w:instrText xml:space="preserve"> PAGEREF _Toc240987711 \h </w:instrText>
+              <w:instrText xml:space="preserve"> PAGEREF _Toc241222291 \h </w:instrText>
             </w:r>
             <w:r>
               <w:rPr>
@@ -1528,7 +1602,7 @@
               <w:noProof/>
             </w:rPr>
           </w:pPr>
-          <w:hyperlink w:anchor="_Toc240987712" w:history="1">
+          <w:hyperlink w:anchor="_Toc241222292" w:history="1">
             <w:r>
               <w:rPr>
                 <w:rStyle w:val="Collegamentoipertestuale"/>
@@ -1552,7 +1626,7 @@
               <w:rPr>
                 <w:noProof/>
               </w:rPr>
-              <w:instrText xml:space="preserve"> PAGEREF _Toc240987712 \h </w:instrText>
+              <w:instrText xml:space="preserve"> PAGEREF _Toc241222292 \h </w:instrText>
             </w:r>
             <w:r>
               <w:rPr>
@@ -1589,7 +1663,7 @@
               <w:noProof/>
             </w:rPr>
           </w:pPr>
-          <w:hyperlink w:anchor="_Toc240987713" w:history="1">
+          <w:hyperlink w:anchor="_Toc241222293" w:history="1">
             <w:r>
               <w:rPr>
                 <w:rStyle w:val="Collegamentoipertestuale"/>
@@ -1613,7 +1687,7 @@
               <w:rPr>
                 <w:noProof/>
               </w:rPr>
-              <w:instrText xml:space="preserve"> PAGEREF _Toc240987713 \h </w:instrText>
+              <w:instrText xml:space="preserve"> PAGEREF _Toc241222293 \h </w:instrText>
             </w:r>
             <w:r>
               <w:rPr>
@@ -1650,7 +1724,7 @@
               <w:noProof/>
             </w:rPr>
           </w:pPr>
-          <w:hyperlink w:anchor="_Toc240987714" w:history="1">
+          <w:hyperlink w:anchor="_Toc241222294" w:history="1">
             <w:r>
               <w:rPr>
                 <w:rStyle w:val="Collegamentoipertestuale"/>
@@ -1674,7 +1748,7 @@
               <w:rPr>
                 <w:noProof/>
               </w:rPr>
-              <w:instrText xml:space="preserve"> PAGEREF _Toc240987714 \h </w:instrText>
+              <w:instrText xml:space="preserve"> PAGEREF _Toc241222294 \h </w:instrText>
             </w:r>
             <w:r>
               <w:rPr>
@@ -1711,7 +1785,7 @@
               <w:noProof/>
             </w:rPr>
           </w:pPr>
-          <w:hyperlink w:anchor="_Toc240987715" w:history="1">
+          <w:hyperlink w:anchor="_Toc241222295" w:history="1">
             <w:r>
               <w:rPr>
                 <w:rStyle w:val="Collegamentoipertestuale"/>
@@ -1735,7 +1809,7 @@
               <w:rPr>
                 <w:noProof/>
               </w:rPr>
-              <w:instrText xml:space="preserve"> PAGEREF _Toc240987715 \h </w:instrText>
+              <w:instrText xml:space="preserve"> PAGEREF _Toc241222295 \h </w:instrText>
             </w:r>
             <w:r>
               <w:rPr>
@@ -1772,7 +1846,7 @@
               <w:noProof/>
             </w:rPr>
           </w:pPr>
-          <w:hyperlink w:anchor="_Toc240987716" w:history="1">
+          <w:hyperlink w:anchor="_Toc241222296" w:history="1">
             <w:r>
               <w:rPr>
                 <w:rStyle w:val="Collegamentoipertestuale"/>
@@ -1796,7 +1870,7 @@
               <w:rPr>
                 <w:noProof/>
               </w:rPr>
-              <w:instrText xml:space="preserve"> PAGEREF _Toc240987716 \h </w:instrText>
+              <w:instrText xml:space="preserve"> PAGEREF _Toc241222296 \h </w:instrText>
             </w:r>
             <w:r>
               <w:rPr>
@@ -1833,7 +1907,7 @@
               <w:noProof/>
             </w:rPr>
           </w:pPr>
-          <w:hyperlink w:anchor="_Toc240987717" w:history="1">
+          <w:hyperlink w:anchor="_Toc241222297" w:history="1">
             <w:r>
               <w:rPr>
                 <w:rStyle w:val="Collegamentoipertestuale"/>
@@ -1857,7 +1931,7 @@
               <w:rPr>
                 <w:noProof/>
               </w:rPr>
-              <w:instrText xml:space="preserve"> PAGEREF _Toc240987717 \h </w:instrText>
+              <w:instrText xml:space="preserve"> PAGEREF _Toc241222297 \h </w:instrText>
             </w:r>
             <w:r>
               <w:rPr>
@@ -1894,7 +1968,7 @@
               <w:noProof/>
             </w:rPr>
           </w:pPr>
-          <w:hyperlink w:anchor="_Toc240987718" w:history="1">
+          <w:hyperlink w:anchor="_Toc241222298" w:history="1">
             <w:r>
               <w:rPr>
                 <w:rStyle w:val="Collegamentoipertestuale"/>
@@ -1918,7 +1992,7 @@
               <w:rPr>
                 <w:noProof/>
               </w:rPr>
-              <w:instrText xml:space="preserve"> PAGEREF _Toc240987718 \h </w:instrText>
+              <w:instrText xml:space="preserve"> PAGEREF _Toc241222298 \h </w:instrText>
             </w:r>
             <w:r>
               <w:rPr>
@@ -1955,7 +2029,7 @@
               <w:noProof/>
             </w:rPr>
           </w:pPr>
-          <w:hyperlink w:anchor="_Toc240987719" w:history="1">
+          <w:hyperlink w:anchor="_Toc241222299" w:history="1">
             <w:r>
               <w:rPr>
                 <w:rStyle w:val="Collegamentoipertestuale"/>
@@ -1979,7 +2053,7 @@
               <w:rPr>
                 <w:noProof/>
               </w:rPr>
-              <w:instrText xml:space="preserve"> PAGEREF _Toc240987719 \h </w:instrText>
+              <w:instrText xml:space="preserve"> PAGEREF _Toc241222299 \h </w:instrText>
             </w:r>
             <w:r>
               <w:rPr>
@@ -2016,7 +2090,7 @@
               <w:noProof/>
             </w:rPr>
           </w:pPr>
-          <w:hyperlink w:anchor="_Toc240987720" w:history="1">
+          <w:hyperlink w:anchor="_Toc241222300" w:history="1">
             <w:r>
               <w:rPr>
                 <w:rStyle w:val="Collegamentoipertestuale"/>
@@ -2040,7 +2114,7 @@
               <w:rPr>
                 <w:noProof/>
               </w:rPr>
-              <w:instrText xml:space="preserve"> PAGEREF _Toc240987720 \h </w:instrText>
+              <w:instrText xml:space="preserve"> PAGEREF _Toc241222300 \h </w:instrText>
             </w:r>
             <w:r>
               <w:rPr>
@@ -2077,7 +2151,7 @@
               <w:noProof/>
             </w:rPr>
           </w:pPr>
-          <w:hyperlink w:anchor="_Toc240987721" w:history="1">
+          <w:hyperlink w:anchor="_Toc241222301" w:history="1">
             <w:r>
               <w:rPr>
                 <w:rStyle w:val="Collegamentoipertestuale"/>
@@ -2101,7 +2175,7 @@
               <w:rPr>
                 <w:noProof/>
               </w:rPr>
-              <w:instrText xml:space="preserve"> PAGEREF _Toc240987721 \h </w:instrText>
+              <w:instrText xml:space="preserve"> PAGEREF _Toc241222301 \h </w:instrText>
             </w:r>
             <w:r>
               <w:rPr>
@@ -2138,7 +2212,7 @@
               <w:noProof/>
             </w:rPr>
           </w:pPr>
-          <w:hyperlink w:anchor="_Toc240987722" w:history="1">
+          <w:hyperlink w:anchor="_Toc241222302" w:history="1">
             <w:r>
               <w:rPr>
                 <w:rStyle w:val="Collegamentoipertestuale"/>
@@ -2162,7 +2236,7 @@
               <w:rPr>
                 <w:noProof/>
               </w:rPr>
-              <w:instrText xml:space="preserve"> PAGEREF _Toc240987722 \h </w:instrText>
+              <w:instrText xml:space="preserve"> PAGEREF _Toc241222302 \h </w:instrText>
             </w:r>
             <w:r>
               <w:rPr>
@@ -2199,7 +2273,7 @@
               <w:noProof/>
             </w:rPr>
           </w:pPr>
-          <w:hyperlink w:anchor="_Toc240987723" w:history="1">
+          <w:hyperlink w:anchor="_Toc241222303" w:history="1">
             <w:r>
               <w:rPr>
                 <w:rStyle w:val="Collegamentoipertestuale"/>
@@ -2223,7 +2297,7 @@
               <w:rPr>
                 <w:noProof/>
               </w:rPr>
-              <w:instrText xml:space="preserve"> PAGEREF _Toc240987723 \h </w:instrText>
+              <w:instrText xml:space="preserve"> PAGEREF _Toc241222303 \h </w:instrText>
             </w:r>
             <w:r>
               <w:rPr>
@@ -2260,7 +2334,7 @@
               <w:noProof/>
             </w:rPr>
           </w:pPr>
-          <w:hyperlink w:anchor="_Toc240987724" w:history="1">
+          <w:hyperlink w:anchor="_Toc241222304" w:history="1">
             <w:r>
               <w:rPr>
                 <w:rStyle w:val="Collegamentoipertestuale"/>
@@ -2284,7 +2358,7 @@
               <w:rPr>
                 <w:noProof/>
               </w:rPr>
-              <w:instrText xml:space="preserve"> PAGEREF _Toc240987724 \h </w:instrText>
+              <w:instrText xml:space="preserve"> PAGEREF _Toc241222304 \h </w:instrText>
             </w:r>
             <w:r>
               <w:rPr>
@@ -2321,7 +2395,7 @@
               <w:noProof/>
             </w:rPr>
           </w:pPr>
-          <w:hyperlink w:anchor="_Toc240987725" w:history="1">
+          <w:hyperlink w:anchor="_Toc241222305" w:history="1">
             <w:r>
               <w:rPr>
                 <w:rStyle w:val="Collegamentoipertestuale"/>
@@ -2345,7 +2419,7 @@
               <w:rPr>
                 <w:noProof/>
               </w:rPr>
-              <w:instrText xml:space="preserve"> PAGEREF _Toc240987725 \h </w:instrText>
+              <w:instrText xml:space="preserve"> PAGEREF _Toc241222305 \h </w:instrText>
             </w:r>
             <w:r>
               <w:rPr>
@@ -2382,7 +2456,7 @@
               <w:noProof/>
             </w:rPr>
           </w:pPr>
-          <w:hyperlink w:anchor="_Toc240987726" w:history="1">
+          <w:hyperlink w:anchor="_Toc241222306" w:history="1">
             <w:r>
               <w:rPr>
                 <w:rStyle w:val="Collegamentoipertestuale"/>
@@ -2406,7 +2480,7 @@
               <w:rPr>
                 <w:noProof/>
               </w:rPr>
-              <w:instrText xml:space="preserve"> PAGEREF _Toc240987726 \h </w:instrText>
+              <w:instrText xml:space="preserve"> PAGEREF _Toc241222306 \h </w:instrText>
             </w:r>
             <w:r>
               <w:rPr>
@@ -2443,7 +2517,7 @@
               <w:noProof/>
             </w:rPr>
           </w:pPr>
-          <w:hyperlink w:anchor="_Toc240987727" w:history="1">
+          <w:hyperlink w:anchor="_Toc241222307" w:history="1">
             <w:r>
               <w:rPr>
                 <w:rStyle w:val="Collegamentoipertestuale"/>
@@ -2467,7 +2541,7 @@
               <w:rPr>
                 <w:noProof/>
               </w:rPr>
-              <w:instrText xml:space="preserve"> PAGEREF _Toc240987727 \h </w:instrText>
+              <w:instrText xml:space="preserve"> PAGEREF _Toc241222307 \h </w:instrText>
             </w:r>
             <w:r>
               <w:rPr>
@@ -2504,7 +2578,7 @@
               <w:noProof/>
             </w:rPr>
           </w:pPr>
-          <w:hyperlink w:anchor="_Toc240987728" w:history="1">
+          <w:hyperlink w:anchor="_Toc241222308" w:history="1">
             <w:r>
               <w:rPr>
                 <w:rStyle w:val="Collegamentoipertestuale"/>
@@ -2528,7 +2602,7 @@
               <w:rPr>
                 <w:noProof/>
               </w:rPr>
-              <w:instrText xml:space="preserve"> PAGEREF _Toc240987728 \h </w:instrText>
+              <w:instrText xml:space="preserve"> PAGEREF _Toc241222308 \h </w:instrText>
             </w:r>
             <w:r>
               <w:rPr>
@@ -2565,7 +2639,7 @@
               <w:noProof/>
             </w:rPr>
           </w:pPr>
-          <w:hyperlink w:anchor="_Toc240987729" w:history="1">
+          <w:hyperlink w:anchor="_Toc241222309" w:history="1">
             <w:r>
               <w:rPr>
                 <w:rStyle w:val="Collegamentoipertestuale"/>
@@ -2589,7 +2663,7 @@
               <w:rPr>
                 <w:noProof/>
               </w:rPr>
-              <w:instrText xml:space="preserve"> PAGEREF _Toc240987729 \h </w:instrText>
+              <w:instrText xml:space="preserve"> PAGEREF _Toc241222309 \h </w:instrText>
             </w:r>
             <w:r>
               <w:rPr>
@@ -2633,7 +2707,7 @@
         </w:pBdr>
         <w:spacing w:after="220"/>
       </w:pPr>
-      <w:bookmarkStart w:id="0" w:name="_Toc240987702"/>
+      <w:bookmarkStart w:id="0" w:name="_Toc241222282"/>
       <w:r>
         <w:rPr>
           <w:color w:val="DC3230"/>
@@ -2782,7 +2856,7 @@
         <w:keepNext/>
         <w:spacing w:before="340" w:after="130"/>
       </w:pPr>
-      <w:bookmarkStart w:id="1" w:name="_Toc240987703"/>
+      <w:bookmarkStart w:id="1" w:name="_Toc241222283"/>
       <w:r>
         <w:rPr>
           <w:color w:val="DC3230"/>
@@ -3053,10 +3127,12 @@
             </w:pPr>
             <w:r>
               <w:rPr>
-                <w:sz w:val="19"/>
-                <w:szCs w:val="19"/>
-              </w:rPr>
-              <w:t>guestportal-dev.dompe.com</w:t>
+                <w:rFonts w:ascii="Consolas" w:eastAsia="Consolas" w:hAnsi="Consolas" w:cs="Consolas"/>
+                <w:color w:val="0A5D65"/>
+                <w:sz w:val="17"/>
+                <w:szCs w:val="17"/>
+              </w:rPr>
+              <w:t>https://guestportal-dev.dompe.com</w:t>
             </w:r>
           </w:p>
         </w:tc>
@@ -3185,10 +3261,12 @@
             </w:pPr>
             <w:r>
               <w:rPr>
-                <w:sz w:val="19"/>
-                <w:szCs w:val="19"/>
-              </w:rPr>
-              <w:t>guestportal-stg.dompe.com</w:t>
+                <w:rFonts w:ascii="Consolas" w:eastAsia="Consolas" w:hAnsi="Consolas" w:cs="Consolas"/>
+                <w:color w:val="0A5D65"/>
+                <w:sz w:val="17"/>
+                <w:szCs w:val="17"/>
+              </w:rPr>
+              <w:t>https://guestportal-stg.dompe.com</w:t>
             </w:r>
           </w:p>
         </w:tc>
@@ -3326,10 +3404,12 @@
             </w:pPr>
             <w:r>
               <w:rPr>
-                <w:sz w:val="19"/>
-                <w:szCs w:val="19"/>
-              </w:rPr>
-              <w:t>guestportal.dompe.com</w:t>
+                <w:rFonts w:ascii="Consolas" w:eastAsia="Consolas" w:hAnsi="Consolas" w:cs="Consolas"/>
+                <w:color w:val="0A5D65"/>
+                <w:sz w:val="17"/>
+                <w:szCs w:val="17"/>
+              </w:rPr>
+              <w:t>https://guestportal.dompe.com</w:t>
             </w:r>
           </w:p>
         </w:tc>
@@ -3398,6 +3478,37 @@
           <w:szCs w:val="17"/>
         </w:rPr>
         <w:t>Ambienti. La produzione, per convenzione della zona aziendale, non ha suffisso nell’hostname.</w:t>
+      </w:r>
+    </w:p>
+    <w:p>
+      <w:r>
+        <w:t xml:space="preserve">Nel seguito </w:t>
+      </w:r>
+      <w:r>
+        <w:rPr>
+          <w:rFonts w:ascii="Consolas" w:eastAsia="Consolas" w:hAnsi="Consolas" w:cs="Consolas"/>
+          <w:color w:val="0A5D65"/>
+          <w:sz w:val="19"/>
+          <w:szCs w:val="19"/>
+        </w:rPr>
+        <w:t>&lt;hostname&gt;</w:t>
+      </w:r>
+      <w:r>
+        <w:t xml:space="preserve"> sta per l’hostname dell’ambiente su cui si sta lavorando: in produzione è </w:t>
+      </w:r>
+      <w:r>
+        <w:rPr>
+          <w:rFonts w:ascii="Consolas" w:eastAsia="Consolas" w:hAnsi="Consolas" w:cs="Consolas"/>
+          <w:b/>
+          <w:bCs/>
+          <w:color w:val="0A5D65"/>
+          <w:sz w:val="19"/>
+          <w:szCs w:val="19"/>
+        </w:rPr>
+        <w:t>guestportal.dompe.com</w:t>
+      </w:r>
+      <w:r>
+        <w:t>.</w:t>
       </w:r>
     </w:p>
     <w:tbl>
@@ -3701,6 +3812,9 @@
           <w:p>
             <w:pPr>
               <w:spacing w:after="0" w:line="264" w:lineRule="auto"/>
+              <w:rPr>
+                <w:lang w:val="en-US"/>
+              </w:rPr>
             </w:pPr>
             <w:r>
               <w:rPr>
@@ -3708,6 +3822,7 @@
                 <w:color w:val="0A5D65"/>
                 <w:sz w:val="17"/>
                 <w:szCs w:val="17"/>
+                <w:lang w:val="en-US"/>
               </w:rPr>
               <w:t>uami-guestportal-backend-&lt;amb&gt;</w:t>
             </w:r>
@@ -3715,6 +3830,7 @@
               <w:rPr>
                 <w:sz w:val="19"/>
                 <w:szCs w:val="19"/>
+                <w:lang w:val="en-US"/>
               </w:rPr>
               <w:t xml:space="preserve"> — AcrPull + Key Vault Secrets User + principal su PostgreSQL</w:t>
             </w:r>
@@ -4003,6 +4119,9 @@
           <w:p>
             <w:pPr>
               <w:spacing w:after="0" w:line="264" w:lineRule="auto"/>
+              <w:rPr>
+                <w:lang w:val="en-US"/>
+              </w:rPr>
             </w:pPr>
             <w:r>
               <w:rPr>
@@ -4010,6 +4129,7 @@
                 <w:color w:val="0A5D65"/>
                 <w:sz w:val="17"/>
                 <w:szCs w:val="17"/>
+                <w:lang w:val="en-US"/>
               </w:rPr>
               <w:t>guestportal-backend</w:t>
             </w:r>
@@ -4017,6 +4137,7 @@
               <w:rPr>
                 <w:sz w:val="19"/>
                 <w:szCs w:val="19"/>
+                <w:lang w:val="en-US"/>
               </w:rPr>
               <w:t xml:space="preserve"> · </w:t>
             </w:r>
@@ -4026,6 +4147,7 @@
                 <w:color w:val="0A5D65"/>
                 <w:sz w:val="17"/>
                 <w:szCs w:val="17"/>
+                <w:lang w:val="en-US"/>
               </w:rPr>
               <w:t>guestportal-frontend</w:t>
             </w:r>
@@ -4033,6 +4155,7 @@
               <w:rPr>
                 <w:sz w:val="19"/>
                 <w:szCs w:val="19"/>
+                <w:lang w:val="en-US"/>
               </w:rPr>
               <w:t xml:space="preserve">, tag </w:t>
             </w:r>
@@ -4042,6 +4165,7 @@
                 <w:color w:val="0A5D65"/>
                 <w:sz w:val="17"/>
                 <w:szCs w:val="17"/>
+                <w:lang w:val="en-US"/>
               </w:rPr>
               <w:t>&lt;sha&gt;</w:t>
             </w:r>
@@ -4049,6 +4173,7 @@
               <w:rPr>
                 <w:sz w:val="19"/>
                 <w:szCs w:val="19"/>
+                <w:lang w:val="en-US"/>
               </w:rPr>
               <w:t xml:space="preserve"> e alias </w:t>
             </w:r>
@@ -4058,6 +4183,7 @@
                 <w:color w:val="0A5D65"/>
                 <w:sz w:val="17"/>
                 <w:szCs w:val="17"/>
+                <w:lang w:val="en-US"/>
               </w:rPr>
               <w:t>&lt;amb&gt;</w:t>
             </w:r>
@@ -4115,7 +4241,7 @@
         </w:pBdr>
         <w:spacing w:after="220"/>
       </w:pPr>
-      <w:bookmarkStart w:id="2" w:name="_Toc240987704"/>
+      <w:bookmarkStart w:id="2" w:name="_Toc241222284"/>
       <w:r>
         <w:rPr>
           <w:color w:val="DC3230"/>
@@ -4443,7 +4569,7 @@
         </w:pBdr>
         <w:spacing w:after="220"/>
       </w:pPr>
-      <w:bookmarkStart w:id="3" w:name="_Toc240987705"/>
+      <w:bookmarkStart w:id="3" w:name="_Toc241222285"/>
       <w:r>
         <w:rPr>
           <w:color w:val="DC3230"/>
@@ -4462,7 +4588,7 @@
         <w:keepNext/>
         <w:spacing w:before="340" w:after="130"/>
       </w:pPr>
-      <w:bookmarkStart w:id="4" w:name="_Toc240987706"/>
+      <w:bookmarkStart w:id="4" w:name="_Toc241222286"/>
       <w:r>
         <w:rPr>
           <w:color w:val="DC3230"/>
@@ -4640,6 +4766,67 @@
       </w:r>
       <w:r>
         <w:t xml:space="preserve"> (vedi nota).</w:t>
+      </w:r>
+    </w:p>
+    <w:p>
+      <w:pPr>
+        <w:pStyle w:val="Titolo4"/>
+        <w:keepNext/>
+        <w:spacing w:before="240" w:after="100"/>
+      </w:pPr>
+      <w:r>
+        <w:rPr>
+          <w:caps/>
+        </w:rPr>
+        <w:t>Valori per la produzione</w:t>
+      </w:r>
+    </w:p>
+    <w:p>
+      <w:pPr>
+        <w:keepLines/>
+        <w:shd w:val="clear" w:color="auto" w:fill="F0F0F0"/>
+        <w:spacing w:before="120" w:after="0" w:line="240" w:lineRule="auto"/>
+        <w:ind w:left="140" w:right="140"/>
+      </w:pPr>
+      <w:r>
+        <w:rPr>
+          <w:rFonts w:ascii="Consolas" w:eastAsia="Consolas" w:hAnsi="Consolas" w:cs="Consolas"/>
+          <w:sz w:val="17"/>
+          <w:szCs w:val="17"/>
+        </w:rPr>
+        <w:t>Redirect URI (ACS)      https://guestportal.dompe.com/api/auth/callback</w:t>
+      </w:r>
+    </w:p>
+    <w:p>
+      <w:pPr>
+        <w:keepLines/>
+        <w:shd w:val="clear" w:color="auto" w:fill="F0F0F0"/>
+        <w:spacing w:after="0" w:line="240" w:lineRule="auto"/>
+        <w:ind w:left="140" w:right="140"/>
+      </w:pPr>
+      <w:r>
+        <w:rPr>
+          <w:rFonts w:ascii="Consolas" w:eastAsia="Consolas" w:hAnsi="Consolas" w:cs="Consolas"/>
+          <w:sz w:val="17"/>
+          <w:szCs w:val="17"/>
+        </w:rPr>
+        <w:t>Entity ID (Identifier)  https://guestportal.dompe.com/saml</w:t>
+      </w:r>
+    </w:p>
+    <w:p>
+      <w:pPr>
+        <w:keepLines/>
+        <w:shd w:val="clear" w:color="auto" w:fill="F0F0F0"/>
+        <w:spacing w:after="180" w:line="240" w:lineRule="auto"/>
+        <w:ind w:left="140" w:right="140"/>
+      </w:pPr>
+      <w:r>
+        <w:rPr>
+          <w:rFonts w:ascii="Consolas" w:eastAsia="Consolas" w:hAnsi="Consolas" w:cs="Consolas"/>
+          <w:sz w:val="17"/>
+          <w:szCs w:val="17"/>
+        </w:rPr>
+        <w:t>Front-channel logout    https://guestportal.dompe.com/api/auth/slo/callback</w:t>
       </w:r>
     </w:p>
     <w:tbl>
@@ -5871,7 +6058,7 @@
         <w:keepNext/>
         <w:spacing w:before="340" w:after="130"/>
       </w:pPr>
-      <w:bookmarkStart w:id="5" w:name="_Toc240987707"/>
+      <w:bookmarkStart w:id="5" w:name="_Toc241222287"/>
       <w:r>
         <w:rPr>
           <w:color w:val="DC3230"/>
@@ -5980,7 +6167,7 @@
         </w:pBdr>
         <w:spacing w:after="220"/>
       </w:pPr>
-      <w:bookmarkStart w:id="6" w:name="_Toc240987708"/>
+      <w:bookmarkStart w:id="6" w:name="_Toc241222288"/>
       <w:r>
         <w:rPr>
           <w:color w:val="DC3230"/>
@@ -7515,7 +7702,7 @@
         <w:keepNext/>
         <w:spacing w:before="340" w:after="130"/>
       </w:pPr>
-      <w:bookmarkStart w:id="7" w:name="_Toc240987709"/>
+      <w:bookmarkStart w:id="7" w:name="_Toc241222289"/>
       <w:r>
         <w:rPr>
           <w:color w:val="DC3230"/>
@@ -7823,7 +8010,7 @@
         </w:pBdr>
         <w:spacing w:after="220"/>
       </w:pPr>
-      <w:bookmarkStart w:id="8" w:name="_Toc240987710"/>
+      <w:bookmarkStart w:id="8" w:name="_Toc241222290"/>
       <w:r>
         <w:rPr>
           <w:color w:val="DC3230"/>
@@ -7846,10 +8033,10 @@
           <w:noProof/>
         </w:rPr>
         <w:drawing>
-          <wp:inline distT="0" distB="0" distL="0" distR="0" wp14:anchorId="0573956B" wp14:editId="3E37DED9">
+          <wp:inline distT="0" distB="0" distL="0" distR="0" wp14:anchorId="666A1C98" wp14:editId="0FD7F1DA">
             <wp:extent cx="6096000" cy="2895600"/>
             <wp:effectExtent l="0" t="0" r="0" b="0"/>
-            <wp:docPr id="748638814" name="Immagine 748638814"/>
+            <wp:docPr id="1417122261" name="Immagine 1417122261"/>
             <wp:cNvGraphicFramePr>
               <a:graphicFrameLocks xmlns:a="http://schemas.openxmlformats.org/drawingml/2006/main" noChangeAspect="1"/>
             </wp:cNvGraphicFramePr>
@@ -7917,7 +8104,7 @@
         <w:keepNext/>
         <w:spacing w:before="340" w:after="130"/>
       </w:pPr>
-      <w:bookmarkStart w:id="9" w:name="_Toc240987711"/>
+      <w:bookmarkStart w:id="9" w:name="_Toc241222291"/>
       <w:r>
         <w:rPr>
           <w:color w:val="DC3230"/>
@@ -8042,7 +8229,7 @@
         <w:keepNext/>
         <w:spacing w:before="340" w:after="130"/>
       </w:pPr>
-      <w:bookmarkStart w:id="10" w:name="_Toc240987712"/>
+      <w:bookmarkStart w:id="10" w:name="_Toc241222292"/>
       <w:r>
         <w:rPr>
           <w:color w:val="DC3230"/>
@@ -8268,7 +8455,7 @@
         <w:keepNext/>
         <w:spacing w:before="340" w:after="130"/>
       </w:pPr>
-      <w:bookmarkStart w:id="11" w:name="_Toc240987713"/>
+      <w:bookmarkStart w:id="11" w:name="_Toc241222293"/>
       <w:r>
         <w:rPr>
           <w:color w:val="DC3230"/>
@@ -8565,7 +8752,7 @@
         <w:keepNext/>
         <w:spacing w:before="340" w:after="130"/>
       </w:pPr>
-      <w:bookmarkStart w:id="12" w:name="_Toc240987714"/>
+      <w:bookmarkStart w:id="12" w:name="_Toc241222294"/>
       <w:r>
         <w:rPr>
           <w:color w:val="DC3230"/>
@@ -8828,7 +9015,7 @@
         </w:pBdr>
         <w:spacing w:after="220"/>
       </w:pPr>
-      <w:bookmarkStart w:id="13" w:name="_Toc240987715"/>
+      <w:bookmarkStart w:id="13" w:name="_Toc241222295"/>
       <w:r>
         <w:rPr>
           <w:color w:val="DC3230"/>
@@ -9431,7 +9618,7 @@
         </w:pBdr>
         <w:spacing w:after="220"/>
       </w:pPr>
-      <w:bookmarkStart w:id="14" w:name="_Toc240987716"/>
+      <w:bookmarkStart w:id="14" w:name="_Toc241222296"/>
       <w:r>
         <w:rPr>
           <w:color w:val="DC3230"/>
@@ -9455,7 +9642,7 @@
         <w:keepNext/>
         <w:spacing w:before="340" w:after="130"/>
       </w:pPr>
-      <w:bookmarkStart w:id="15" w:name="_Toc240987717"/>
+      <w:bookmarkStart w:id="15" w:name="_Toc241222297"/>
       <w:r>
         <w:rPr>
           <w:color w:val="DC3230"/>
@@ -9792,7 +9979,7 @@
         <w:keepNext/>
         <w:spacing w:before="340" w:after="130"/>
       </w:pPr>
-      <w:bookmarkStart w:id="16" w:name="_Toc240987718"/>
+      <w:bookmarkStart w:id="16" w:name="_Toc241222298"/>
       <w:r>
         <w:rPr>
           <w:color w:val="DC3230"/>
@@ -9839,7 +10026,7 @@
         </w:pBdr>
         <w:spacing w:after="220"/>
       </w:pPr>
-      <w:bookmarkStart w:id="17" w:name="_Toc240987719"/>
+      <w:bookmarkStart w:id="17" w:name="_Toc241222299"/>
       <w:r>
         <w:rPr>
           <w:color w:val="DC3230"/>
@@ -9858,7 +10045,7 @@
         <w:keepNext/>
         <w:spacing w:before="340" w:after="130"/>
       </w:pPr>
-      <w:bookmarkStart w:id="18" w:name="_Toc240987720"/>
+      <w:bookmarkStart w:id="18" w:name="_Toc241222300"/>
       <w:r>
         <w:rPr>
           <w:color w:val="DC3230"/>
@@ -10051,7 +10238,7 @@
         <w:keepNext/>
         <w:spacing w:before="340" w:after="130"/>
       </w:pPr>
-      <w:bookmarkStart w:id="19" w:name="_Toc240987721"/>
+      <w:bookmarkStart w:id="19" w:name="_Toc241222301"/>
       <w:r>
         <w:rPr>
           <w:color w:val="DC3230"/>
@@ -10121,7 +10308,7 @@
         <w:keepNext/>
         <w:spacing w:before="340" w:after="130"/>
       </w:pPr>
-      <w:bookmarkStart w:id="20" w:name="_Toc240987722"/>
+      <w:bookmarkStart w:id="20" w:name="_Toc241222302"/>
       <w:r>
         <w:rPr>
           <w:color w:val="DC3230"/>
@@ -10206,7 +10393,7 @@
         </w:pBdr>
         <w:spacing w:after="220"/>
       </w:pPr>
-      <w:bookmarkStart w:id="21" w:name="_Toc240987723"/>
+      <w:bookmarkStart w:id="21" w:name="_Toc241222303"/>
       <w:r>
         <w:rPr>
           <w:color w:val="DC3230"/>
@@ -10225,7 +10412,7 @@
         <w:keepNext/>
         <w:spacing w:before="340" w:after="130"/>
       </w:pPr>
-      <w:bookmarkStart w:id="22" w:name="_Toc240987724"/>
+      <w:bookmarkStart w:id="22" w:name="_Toc241222304"/>
       <w:r>
         <w:rPr>
           <w:color w:val="DC3230"/>
@@ -11169,7 +11356,7 @@
         <w:keepNext/>
         <w:spacing w:before="340" w:after="130"/>
       </w:pPr>
-      <w:bookmarkStart w:id="23" w:name="_Toc240987725"/>
+      <w:bookmarkStart w:id="23" w:name="_Toc241222305"/>
       <w:r>
         <w:rPr>
           <w:color w:val="DC3230"/>
@@ -12027,7 +12214,7 @@
         </w:pBdr>
         <w:spacing w:after="220"/>
       </w:pPr>
-      <w:bookmarkStart w:id="24" w:name="_Toc240987726"/>
+      <w:bookmarkStart w:id="24" w:name="_Toc241222306"/>
       <w:r>
         <w:rPr>
           <w:color w:val="DC3230"/>
@@ -13798,7 +13985,7 @@
         </w:pBdr>
         <w:spacing w:after="220"/>
       </w:pPr>
-      <w:bookmarkStart w:id="25" w:name="_Toc240987727"/>
+      <w:bookmarkStart w:id="25" w:name="_Toc241222307"/>
       <w:r>
         <w:rPr>
           <w:color w:val="DC3230"/>
@@ -13979,7 +14166,7 @@
         </w:pBdr>
         <w:spacing w:after="220"/>
       </w:pPr>
-      <w:bookmarkStart w:id="26" w:name="_Toc240987728"/>
+      <w:bookmarkStart w:id="26" w:name="_Toc241222308"/>
       <w:r>
         <w:rPr>
           <w:color w:val="DC3230"/>
@@ -15109,7 +15296,7 @@
         </w:pBdr>
         <w:spacing w:after="220"/>
       </w:pPr>
-      <w:bookmarkStart w:id="27" w:name="_Toc240987729"/>
+      <w:bookmarkStart w:id="27" w:name="_Toc241222309"/>
       <w:r>
         <w:rPr>
           <w:color w:val="DC3230"/>
@@ -15573,10 +15760,10 @@
         <w:noProof/>
       </w:rPr>
       <w:drawing>
-        <wp:inline distT="0" distB="0" distL="0" distR="0" wp14:anchorId="6789E15F" wp14:editId="2F97F405">
+        <wp:inline distT="0" distB="0" distL="0" distR="0" wp14:anchorId="6644C4D6" wp14:editId="774038FB">
           <wp:extent cx="904875" cy="352425"/>
           <wp:effectExtent l="0" t="0" r="0" b="0"/>
-          <wp:docPr id="530526089" name="Immagine 530526089"/>
+          <wp:docPr id="1924287824" name="Immagine 1924287824"/>
           <wp:cNvGraphicFramePr>
             <a:graphicFrameLocks xmlns:a="http://schemas.openxmlformats.org/drawingml/2006/main" noChangeAspect="1"/>
           </wp:cNvGraphicFramePr>
@@ -15624,10 +15811,96 @@
 <file path=word/numbering.xml><?xml version="1.0" encoding="utf-8"?>
 <w:numbering xmlns:wpc="http://schemas.microsoft.com/office/word/2010/wordprocessingCanvas" xmlns:cx="http://schemas.microsoft.com/office/drawing/2014/chartex" xmlns:cx1="http://schemas.microsoft.com/office/drawing/2015/9/8/chartex" xmlns:cx2="http://schemas.microsoft.com/office/drawing/2015/10/21/chartex" xmlns:cx3="http://schemas.microsoft.com/office/drawing/2016/5/9/chartex" xmlns:cx4="http://schemas.microsoft.com/office/drawing/2016/5/10/chartex" xmlns:cx5="http://schemas.microsoft.com/office/drawing/2016/5/11/chartex" xmlns:cx6="http://schemas.microsoft.com/office/drawing/2016/5/12/chartex" xmlns:cx7="http://schemas.microsoft.com/office/drawing/2016/5/13/chartex" xmlns:cx8="http://schemas.microsoft.com/office/drawing/2016/5/14/chartex" xmlns:mc="http://schemas.openxmlformats.org/markup-compatibility/2006" xmlns:aink="http://schemas.microsoft.com/office/drawing/2016/ink" xmlns:am3d="http://schemas.microsoft.com/office/drawing/2017/model3d" xmlns:o="urn:schemas-microsoft-com:office:office" xmlns:oel="http://schemas.microsoft.com/office/2019/extlst" xmlns:r="http://schemas.openxmlformats.org/officeDocument/2006/relationships" xmlns:m="http://schemas.openxmlformats.org/officeDocument/2006/math" xmlns:v="urn:schemas-microsoft-com:vml" xmlns:wp14="http://schemas.microsoft.com/office/word/2010/wordprocessingDrawing" xmlns:wp="http://schemas.openxmlformats.org/drawingml/2006/wordprocessingDrawing" xmlns:w10="urn:schemas-microsoft-com:office:word" xmlns:w="http://schemas.openxmlformats.org/wordprocessingml/2006/main" xmlns:w14="http://schemas.microsoft.com/office/word/2010/wordml" xmlns:w15="http://schemas.microsoft.com/office/word/2012/wordml" xmlns:w16cex="http://schemas.microsoft.com/office/word/2018/wordml/cex" xmlns:w16cid="http://schemas.microsoft.com/office/word/2016/wordml/cid" xmlns:w16="http://schemas.microsoft.com/office/word/2018/wordml" xmlns:w16du="http://schemas.microsoft.com/office/word/2023/wordml/word16du" xmlns:w16sdtdh="http://schemas.microsoft.com/office/word/2020/wordml/sdtdatahash" xmlns:w16sdtfl="http://schemas.microsoft.com/office/word/2024/wordml/sdtformatlock" xmlns:w16se="http://schemas.microsoft.com/office/word/2015/wordml/symex" xmlns:wpg="http://schemas.microsoft.com/office/word/2010/wordprocessingGroup" xmlns:wpi="http://schemas.microsoft.com/office/word/2010/wordprocessingInk" xmlns:wne="http://schemas.microsoft.com/office/word/2006/wordml" xmlns:wps="http://schemas.microsoft.com/office/word/2010/wordprocessingShape" mc:Ignorable="w14 w15 w16se w16cid w16 w16cex w16sdtdh w16sdtfl w16du wp14">
   <w:abstractNum w:abstractNumId="0" w15:restartNumberingAfterBreak="0">
-    <w:nsid w:val="1C424A8B"/>
+    <w:nsid w:val="0E284377"/>
     <w:multiLevelType w:val="hybridMultilevel"/>
-    <w:tmpl w:val="EA2EA78C"/>
-    <w:lvl w:ilvl="0" w:tplc="21D093B8">
+    <w:tmpl w:val="C9987AEC"/>
+    <w:lvl w:ilvl="0" w:tplc="2E141568">
+      <w:start w:val="1"/>
+      <w:numFmt w:val="bullet"/>
+      <w:lvlText w:val="●"/>
+      <w:lvlJc w:val="left"/>
+      <w:pPr>
+        <w:ind w:left="720" w:hanging="360"/>
+      </w:pPr>
+    </w:lvl>
+    <w:lvl w:ilvl="1" w:tplc="A77253B2">
+      <w:start w:val="1"/>
+      <w:numFmt w:val="bullet"/>
+      <w:lvlText w:val="○"/>
+      <w:lvlJc w:val="left"/>
+      <w:pPr>
+        <w:ind w:left="1440" w:hanging="360"/>
+      </w:pPr>
+    </w:lvl>
+    <w:lvl w:ilvl="2" w:tplc="3652640A">
+      <w:start w:val="1"/>
+      <w:numFmt w:val="bullet"/>
+      <w:lvlText w:val="■"/>
+      <w:lvlJc w:val="left"/>
+      <w:pPr>
+        <w:ind w:left="2160" w:hanging="360"/>
+      </w:pPr>
+    </w:lvl>
+    <w:lvl w:ilvl="3" w:tplc="34948FC0">
+      <w:start w:val="1"/>
+      <w:numFmt w:val="bullet"/>
+      <w:lvlText w:val="●"/>
+      <w:lvlJc w:val="left"/>
+      <w:pPr>
+        <w:ind w:left="2880" w:hanging="360"/>
+      </w:pPr>
+    </w:lvl>
+    <w:lvl w:ilvl="4" w:tplc="4FB2F998">
+      <w:start w:val="1"/>
+      <w:numFmt w:val="bullet"/>
+      <w:lvlText w:val="○"/>
+      <w:lvlJc w:val="left"/>
+      <w:pPr>
+        <w:ind w:left="3600" w:hanging="360"/>
+      </w:pPr>
+    </w:lvl>
+    <w:lvl w:ilvl="5" w:tplc="D65E5E2E">
+      <w:start w:val="1"/>
+      <w:numFmt w:val="bullet"/>
+      <w:lvlText w:val="■"/>
+      <w:lvlJc w:val="left"/>
+      <w:pPr>
+        <w:ind w:left="4320" w:hanging="360"/>
+      </w:pPr>
+    </w:lvl>
+    <w:lvl w:ilvl="6" w:tplc="7AAEE3B4">
+      <w:start w:val="1"/>
+      <w:numFmt w:val="bullet"/>
+      <w:lvlText w:val="●"/>
+      <w:lvlJc w:val="left"/>
+      <w:pPr>
+        <w:ind w:left="5040" w:hanging="360"/>
+      </w:pPr>
+    </w:lvl>
+    <w:lvl w:ilvl="7" w:tplc="F60AA3A0">
+      <w:start w:val="1"/>
+      <w:numFmt w:val="bullet"/>
+      <w:lvlText w:val="●"/>
+      <w:lvlJc w:val="left"/>
+      <w:pPr>
+        <w:ind w:left="5760" w:hanging="360"/>
+      </w:pPr>
+    </w:lvl>
+    <w:lvl w:ilvl="8" w:tplc="DD825FA2">
+      <w:start w:val="1"/>
+      <w:numFmt w:val="bullet"/>
+      <w:lvlText w:val="●"/>
+      <w:lvlJc w:val="left"/>
+      <w:pPr>
+        <w:ind w:left="6480" w:hanging="360"/>
+      </w:pPr>
+    </w:lvl>
+  </w:abstractNum>
+  <w:abstractNum w:abstractNumId="1" w15:restartNumberingAfterBreak="0">
+    <w:nsid w:val="66A04704"/>
+    <w:multiLevelType w:val="hybridMultilevel"/>
+    <w:tmpl w:val="52701D7C"/>
+    <w:lvl w:ilvl="0" w:tplc="6B701364">
       <w:start w:val="1"/>
       <w:numFmt w:val="bullet"/>
       <w:lvlText w:val="●"/>
@@ -15642,7 +15915,7 @@
         <w:szCs w:val="14"/>
       </w:rPr>
     </w:lvl>
-    <w:lvl w:ilvl="1" w:tplc="934E8864">
+    <w:lvl w:ilvl="1" w:tplc="3D1A74FE">
       <w:start w:val="1"/>
       <w:numFmt w:val="bullet"/>
       <w:lvlText w:val="–"/>
@@ -15655,47 +15928,47 @@
         <w:color w:val="0A5D65"/>
       </w:rPr>
     </w:lvl>
-    <w:lvl w:ilvl="2" w:tplc="D9F6445E">
+    <w:lvl w:ilvl="2" w:tplc="9A94B642">
       <w:numFmt w:val="decimal"/>
       <w:lvlText w:val=""/>
       <w:lvlJc w:val="left"/>
     </w:lvl>
-    <w:lvl w:ilvl="3" w:tplc="60447C2A">
+    <w:lvl w:ilvl="3" w:tplc="75B41206">
       <w:numFmt w:val="decimal"/>
       <w:lvlText w:val=""/>
       <w:lvlJc w:val="left"/>
     </w:lvl>
-    <w:lvl w:ilvl="4" w:tplc="D4B486B8">
+    <w:lvl w:ilvl="4" w:tplc="BAD2894A">
       <w:numFmt w:val="decimal"/>
       <w:lvlText w:val=""/>
       <w:lvlJc w:val="left"/>
     </w:lvl>
-    <w:lvl w:ilvl="5" w:tplc="ACC0B156">
+    <w:lvl w:ilvl="5" w:tplc="3E92FAEC">
       <w:numFmt w:val="decimal"/>
       <w:lvlText w:val=""/>
       <w:lvlJc w:val="left"/>
     </w:lvl>
-    <w:lvl w:ilvl="6" w:tplc="AA9CBEB2">
+    <w:lvl w:ilvl="6" w:tplc="C590BA46">
       <w:numFmt w:val="decimal"/>
       <w:lvlText w:val=""/>
       <w:lvlJc w:val="left"/>
     </w:lvl>
-    <w:lvl w:ilvl="7" w:tplc="27E610DE">
+    <w:lvl w:ilvl="7" w:tplc="C0EEF13E">
       <w:numFmt w:val="decimal"/>
       <w:lvlText w:val=""/>
       <w:lvlJc w:val="left"/>
     </w:lvl>
-    <w:lvl w:ilvl="8" w:tplc="77428ACC">
+    <w:lvl w:ilvl="8" w:tplc="8698D496">
       <w:numFmt w:val="decimal"/>
       <w:lvlText w:val=""/>
       <w:lvlJc w:val="left"/>
     </w:lvl>
   </w:abstractNum>
-  <w:abstractNum w:abstractNumId="1" w15:restartNumberingAfterBreak="0">
-    <w:nsid w:val="2B92408C"/>
+  <w:abstractNum w:abstractNumId="2" w15:restartNumberingAfterBreak="0">
+    <w:nsid w:val="7C953A33"/>
     <w:multiLevelType w:val="hybridMultilevel"/>
-    <w:tmpl w:val="D32244CE"/>
-    <w:lvl w:ilvl="0" w:tplc="F872C23A">
+    <w:tmpl w:val="0A6AEEF8"/>
+    <w:lvl w:ilvl="0" w:tplc="1F72D8E0">
       <w:start w:val="1"/>
       <w:numFmt w:val="decimal"/>
       <w:lvlText w:val="%1."/>
@@ -15710,7 +15983,7 @@
         <w:color w:val="DC3230"/>
       </w:rPr>
     </w:lvl>
-    <w:lvl w:ilvl="1" w:tplc="D0C48424">
+    <w:lvl w:ilvl="1" w:tplc="C65C2B4A">
       <w:start w:val="1"/>
       <w:numFmt w:val="lowerLetter"/>
       <w:lvlText w:val="%2."/>
@@ -15725,178 +15998,92 @@
         <w:color w:val="0A5D65"/>
       </w:rPr>
     </w:lvl>
-    <w:lvl w:ilvl="2" w:tplc="D1542474">
+    <w:lvl w:ilvl="2" w:tplc="2888484E">
       <w:numFmt w:val="decimal"/>
       <w:lvlText w:val=""/>
       <w:lvlJc w:val="left"/>
     </w:lvl>
-    <w:lvl w:ilvl="3" w:tplc="CF4E9CDA">
+    <w:lvl w:ilvl="3" w:tplc="50229706">
       <w:numFmt w:val="decimal"/>
       <w:lvlText w:val=""/>
       <w:lvlJc w:val="left"/>
     </w:lvl>
-    <w:lvl w:ilvl="4" w:tplc="F7E4AB96">
+    <w:lvl w:ilvl="4" w:tplc="363C0C8E">
       <w:numFmt w:val="decimal"/>
       <w:lvlText w:val=""/>
       <w:lvlJc w:val="left"/>
     </w:lvl>
-    <w:lvl w:ilvl="5" w:tplc="4E42993E">
+    <w:lvl w:ilvl="5" w:tplc="F462FBF6">
       <w:numFmt w:val="decimal"/>
       <w:lvlText w:val=""/>
       <w:lvlJc w:val="left"/>
     </w:lvl>
-    <w:lvl w:ilvl="6" w:tplc="458EACA0">
+    <w:lvl w:ilvl="6" w:tplc="9DE013A2">
       <w:numFmt w:val="decimal"/>
       <w:lvlText w:val=""/>
       <w:lvlJc w:val="left"/>
     </w:lvl>
-    <w:lvl w:ilvl="7" w:tplc="08E80038">
+    <w:lvl w:ilvl="7" w:tplc="870680E4">
       <w:numFmt w:val="decimal"/>
       <w:lvlText w:val=""/>
       <w:lvlJc w:val="left"/>
     </w:lvl>
-    <w:lvl w:ilvl="8" w:tplc="BDACE844">
+    <w:lvl w:ilvl="8" w:tplc="3F36833C">
       <w:numFmt w:val="decimal"/>
       <w:lvlText w:val=""/>
       <w:lvlJc w:val="left"/>
     </w:lvl>
   </w:abstractNum>
-  <w:abstractNum w:abstractNumId="2" w15:restartNumberingAfterBreak="0">
-    <w:nsid w:val="7F970681"/>
-    <w:multiLevelType w:val="hybridMultilevel"/>
-    <w:tmpl w:val="08A29A98"/>
-    <w:lvl w:ilvl="0" w:tplc="66DECB14">
-      <w:start w:val="1"/>
-      <w:numFmt w:val="bullet"/>
-      <w:lvlText w:val="●"/>
-      <w:lvlJc w:val="left"/>
-      <w:pPr>
-        <w:ind w:left="720" w:hanging="360"/>
-      </w:pPr>
-    </w:lvl>
-    <w:lvl w:ilvl="1" w:tplc="760AFCDE">
-      <w:start w:val="1"/>
-      <w:numFmt w:val="bullet"/>
-      <w:lvlText w:val="○"/>
-      <w:lvlJc w:val="left"/>
-      <w:pPr>
-        <w:ind w:left="1440" w:hanging="360"/>
-      </w:pPr>
-    </w:lvl>
-    <w:lvl w:ilvl="2" w:tplc="87706002">
-      <w:start w:val="1"/>
-      <w:numFmt w:val="bullet"/>
-      <w:lvlText w:val="■"/>
-      <w:lvlJc w:val="left"/>
-      <w:pPr>
-        <w:ind w:left="2160" w:hanging="360"/>
-      </w:pPr>
-    </w:lvl>
-    <w:lvl w:ilvl="3" w:tplc="C8C23C2E">
-      <w:start w:val="1"/>
-      <w:numFmt w:val="bullet"/>
-      <w:lvlText w:val="●"/>
-      <w:lvlJc w:val="left"/>
-      <w:pPr>
-        <w:ind w:left="2880" w:hanging="360"/>
-      </w:pPr>
-    </w:lvl>
-    <w:lvl w:ilvl="4" w:tplc="44E2F1A0">
-      <w:start w:val="1"/>
-      <w:numFmt w:val="bullet"/>
-      <w:lvlText w:val="○"/>
-      <w:lvlJc w:val="left"/>
-      <w:pPr>
-        <w:ind w:left="3600" w:hanging="360"/>
-      </w:pPr>
-    </w:lvl>
-    <w:lvl w:ilvl="5" w:tplc="11567F62">
-      <w:start w:val="1"/>
-      <w:numFmt w:val="bullet"/>
-      <w:lvlText w:val="■"/>
-      <w:lvlJc w:val="left"/>
-      <w:pPr>
-        <w:ind w:left="4320" w:hanging="360"/>
-      </w:pPr>
-    </w:lvl>
-    <w:lvl w:ilvl="6" w:tplc="6016BAB8">
-      <w:start w:val="1"/>
-      <w:numFmt w:val="bullet"/>
-      <w:lvlText w:val="●"/>
-      <w:lvlJc w:val="left"/>
-      <w:pPr>
-        <w:ind w:left="5040" w:hanging="360"/>
-      </w:pPr>
-    </w:lvl>
-    <w:lvl w:ilvl="7" w:tplc="A6A0C898">
-      <w:start w:val="1"/>
-      <w:numFmt w:val="bullet"/>
-      <w:lvlText w:val="●"/>
-      <w:lvlJc w:val="left"/>
-      <w:pPr>
-        <w:ind w:left="5760" w:hanging="360"/>
-      </w:pPr>
-    </w:lvl>
-    <w:lvl w:ilvl="8" w:tplc="1FEE51FE">
-      <w:start w:val="1"/>
-      <w:numFmt w:val="bullet"/>
-      <w:lvlText w:val="●"/>
-      <w:lvlJc w:val="left"/>
-      <w:pPr>
-        <w:ind w:left="6480" w:hanging="360"/>
-      </w:pPr>
-    </w:lvl>
-  </w:abstractNum>
-  <w:num w:numId="1" w16cid:durableId="498930766">
+  <w:num w:numId="1" w16cid:durableId="708142206">
+    <w:abstractNumId w:val="0"/>
+    <w:lvlOverride w:ilvl="0">
+      <w:startOverride w:val="1"/>
+    </w:lvlOverride>
+  </w:num>
+  <w:num w:numId="2" w16cid:durableId="160391587">
     <w:abstractNumId w:val="2"/>
     <w:lvlOverride w:ilvl="0">
       <w:startOverride w:val="1"/>
     </w:lvlOverride>
   </w:num>
-  <w:num w:numId="2" w16cid:durableId="1106582584">
-    <w:abstractNumId w:val="1"/>
+  <w:num w:numId="3" w16cid:durableId="1302153365">
+    <w:abstractNumId w:val="2"/>
     <w:lvlOverride w:ilvl="0">
       <w:startOverride w:val="1"/>
     </w:lvlOverride>
   </w:num>
-  <w:num w:numId="3" w16cid:durableId="51317518">
-    <w:abstractNumId w:val="1"/>
+  <w:num w:numId="4" w16cid:durableId="1360085344">
+    <w:abstractNumId w:val="2"/>
     <w:lvlOverride w:ilvl="0">
       <w:startOverride w:val="1"/>
     </w:lvlOverride>
   </w:num>
-  <w:num w:numId="4" w16cid:durableId="962658985">
-    <w:abstractNumId w:val="1"/>
+  <w:num w:numId="5" w16cid:durableId="604651103">
+    <w:abstractNumId w:val="2"/>
     <w:lvlOverride w:ilvl="0">
       <w:startOverride w:val="1"/>
     </w:lvlOverride>
   </w:num>
-  <w:num w:numId="5" w16cid:durableId="1179586986">
-    <w:abstractNumId w:val="1"/>
+  <w:num w:numId="6" w16cid:durableId="898516064">
+    <w:abstractNumId w:val="2"/>
     <w:lvlOverride w:ilvl="0">
       <w:startOverride w:val="1"/>
     </w:lvlOverride>
   </w:num>
-  <w:num w:numId="6" w16cid:durableId="251161800">
-    <w:abstractNumId w:val="1"/>
+  <w:num w:numId="7" w16cid:durableId="1970276891">
+    <w:abstractNumId w:val="2"/>
     <w:lvlOverride w:ilvl="0">
       <w:startOverride w:val="1"/>
     </w:lvlOverride>
   </w:num>
-  <w:num w:numId="7" w16cid:durableId="1789349425">
-    <w:abstractNumId w:val="1"/>
+  <w:num w:numId="8" w16cid:durableId="1106921963">
+    <w:abstractNumId w:val="2"/>
     <w:lvlOverride w:ilvl="0">
       <w:startOverride w:val="1"/>
     </w:lvlOverride>
   </w:num>
-  <w:num w:numId="8" w16cid:durableId="1764571648">
+  <w:num w:numId="9" w16cid:durableId="741441001">
     <w:abstractNumId w:val="1"/>
-    <w:lvlOverride w:ilvl="0">
-      <w:startOverride w:val="1"/>
-    </w:lvlOverride>
-  </w:num>
-  <w:num w:numId="9" w16cid:durableId="1982809746">
-    <w:abstractNumId w:val="0"/>
     <w:lvlOverride w:ilvl="0">
       <w:startOverride w:val="1"/>
     </w:lvlOverride>
@@ -16342,7 +16529,6 @@
     <w:basedOn w:val="Normale"/>
     <w:next w:val="Normale"/>
     <w:uiPriority w:val="9"/>
-    <w:semiHidden/>
     <w:unhideWhenUsed/>
     <w:qFormat/>
     <w:pPr>
@@ -16360,7 +16546,6 @@
     <w:basedOn w:val="Normale"/>
     <w:next w:val="Normale"/>
     <w:uiPriority w:val="9"/>
-    <w:semiHidden/>
     <w:unhideWhenUsed/>
     <w:qFormat/>
     <w:pPr>
@@ -16541,7 +16726,7 @@
     <w:autoRedefine/>
     <w:uiPriority w:val="39"/>
     <w:unhideWhenUsed/>
-    <w:rsid w:val="00C526A0"/>
+    <w:rsid w:val="007B66DB"/>
     <w:pPr>
       <w:spacing w:after="100"/>
     </w:pPr>
@@ -16553,7 +16738,7 @@
     <w:autoRedefine/>
     <w:uiPriority w:val="39"/>
     <w:unhideWhenUsed/>
-    <w:rsid w:val="00C526A0"/>
+    <w:rsid w:val="007B66DB"/>
     <w:pPr>
       <w:spacing w:after="100"/>
       <w:ind w:left="210"/>
